--- a/docs/graduation/开题/1120220611_胡嘉晨_开题报告.docx
+++ b/docs/graduation/开题/1120220611_胡嘉晨_开题报告.docx
@@ -104,18 +104,7 @@
           <w:sz w:val="56"/>
           <w:szCs w:val="72"/>
         </w:rPr>
-        <w:t>论文</w:t>
-      </w:r>
-      <w:r>
-        <w:rPr>
-          <w:rFonts w:ascii="宋体" w:hAnsi="宋体" w:hint="eastAsia"/>
-          <w:b/>
-          <w:spacing w:val="60"/>
-          <w:kern w:val="44"/>
-          <w:sz w:val="56"/>
-          <w:szCs w:val="72"/>
-        </w:rPr>
-        <w:t>)</w:t>
+        <w:t>论文)</w:t>
       </w:r>
     </w:p>
     <w:p>
@@ -161,27 +150,7 @@
           <w:szCs w:val="44"/>
           <w:lang w:bidi="en-US"/>
         </w:rPr>
-        <w:t>基于协程与用户态中断的异步化</w:t>
-      </w:r>
-      <w:r>
-        <w:rPr>
-          <w:rFonts w:ascii="华文细黑" w:eastAsia="华文细黑" w:hAnsi="华文细黑"/>
-          <w:b/>
-          <w:sz w:val="44"/>
-          <w:szCs w:val="44"/>
-          <w:lang w:bidi="en-US"/>
-        </w:rPr>
-        <w:t>Alien</w:t>
-      </w:r>
-      <w:r>
-        <w:rPr>
-          <w:rFonts w:ascii="华文细黑" w:eastAsia="华文细黑" w:hAnsi="华文细黑"/>
-          <w:b/>
-          <w:sz w:val="44"/>
-          <w:szCs w:val="44"/>
-          <w:lang w:bidi="en-US"/>
-        </w:rPr>
-        <w:t>内核设计与实现</w:t>
+        <w:t>基于协程与用户态中断的异步化Alien内核设计与实现</w:t>
       </w:r>
     </w:p>
     <w:p>
@@ -707,156 +676,6 @@
           <w:p>
             <w:pPr>
               <w:widowControl/>
-              <w:spacing w:before="120" w:after="240"/>
-              <w:ind w:firstLine="480"/>
-              <w:jc w:val="left"/>
-              <w:rPr>
-                <w:rFonts w:ascii="宋体" w:hAnsi="宋体" w:cs="宋体" w:hint="eastAsia"/>
-                <w:sz w:val="24"/>
-              </w:rPr>
-            </w:pPr>
-            <w:r>
-              <w:rPr>
-                <w:rFonts w:ascii="宋体" w:hAnsi="宋体" w:cs="宋体"/>
-                <w:sz w:val="24"/>
-              </w:rPr>
-              <w:t>随着大型网络服务器与实时应用对低延迟的不断提高，操作系统内核的</w:t>
-            </w:r>
-            <w:r>
-              <w:rPr>
-                <w:rFonts w:ascii="宋体" w:hAnsi="宋体" w:cs="宋体"/>
-                <w:sz w:val="24"/>
-              </w:rPr>
-              <w:t>I/O</w:t>
-            </w:r>
-            <w:r>
-              <w:rPr>
-                <w:rFonts w:ascii="宋体" w:hAnsi="宋体" w:cs="宋体"/>
-                <w:sz w:val="24"/>
-              </w:rPr>
-              <w:t>处理与任务调度开销逐渐成为性能瓶颈。为此，现代硬件提供了新的解决方案。</w:t>
-            </w:r>
-            <w:r>
-              <w:rPr>
-                <w:rFonts w:ascii="宋体" w:hAnsi="宋体" w:cs="宋体"/>
-                <w:sz w:val="24"/>
-              </w:rPr>
-              <w:t>x86-64</w:t>
-            </w:r>
-            <w:r>
-              <w:rPr>
-                <w:rFonts w:ascii="宋体" w:hAnsi="宋体" w:cs="宋体"/>
-                <w:sz w:val="24"/>
-              </w:rPr>
-              <w:t>架构引入了用户态中断机制，允许特定事件直接通知到用户态线程，无需内核介入，为低延迟的事件响应与调度提供了关键的硬件基础。</w:t>
-            </w:r>
-          </w:p>
-          <w:p>
-            <w:pPr>
-              <w:widowControl/>
-              <w:spacing w:before="120" w:after="240"/>
-              <w:ind w:firstLine="480"/>
-              <w:jc w:val="left"/>
-              <w:rPr>
-                <w:rFonts w:ascii="宋体" w:hAnsi="宋体" w:cs="宋体" w:hint="eastAsia"/>
-                <w:sz w:val="24"/>
-              </w:rPr>
-            </w:pPr>
-            <w:r>
-              <w:rPr>
-                <w:rFonts w:ascii="宋体" w:hAnsi="宋体" w:cs="宋体"/>
-                <w:sz w:val="24"/>
-              </w:rPr>
-              <w:t>在软件层面，为提升并发性能，异步编程已成为主流发展趋势。一方面，以协程为核心的</w:t>
-            </w:r>
-            <w:r>
-              <w:rPr>
-                <w:rFonts w:ascii="宋体" w:hAnsi="宋体" w:cs="宋体"/>
-                <w:sz w:val="24"/>
-              </w:rPr>
-              <w:t>tokio</w:t>
-            </w:r>
-            <w:r>
-              <w:rPr>
-                <w:rFonts w:ascii="宋体" w:hAnsi="宋体" w:cs="宋体"/>
-                <w:sz w:val="24"/>
-              </w:rPr>
-              <w:t>、</w:t>
-            </w:r>
-            <w:r>
-              <w:rPr>
-                <w:rFonts w:ascii="宋体" w:hAnsi="宋体" w:cs="宋体"/>
-                <w:sz w:val="24"/>
-              </w:rPr>
-              <w:t>GMP</w:t>
-            </w:r>
-            <w:r>
-              <w:rPr>
-                <w:rFonts w:ascii="宋体" w:hAnsi="宋体" w:cs="宋体"/>
-                <w:sz w:val="24"/>
-              </w:rPr>
-              <w:t>调度器等，它们通过在用户态主动让出并保存和恢复少量上下文，大幅降低了上下文切换成本。另一方面，以</w:t>
-            </w:r>
-            <w:r>
-              <w:rPr>
-                <w:rFonts w:ascii="宋体" w:hAnsi="宋体" w:cs="宋体"/>
-                <w:sz w:val="24"/>
-              </w:rPr>
-              <w:t>Linux</w:t>
-            </w:r>
-            <w:r>
-              <w:rPr>
-                <w:rFonts w:ascii="宋体" w:hAnsi="宋体" w:cs="宋体"/>
-                <w:sz w:val="24"/>
-              </w:rPr>
-              <w:t>的</w:t>
-            </w:r>
-            <w:r>
-              <w:rPr>
-                <w:rFonts w:ascii="宋体" w:hAnsi="宋体" w:cs="宋体"/>
-                <w:sz w:val="24"/>
-              </w:rPr>
-              <w:t>io_uring</w:t>
-            </w:r>
-            <w:r>
-              <w:rPr>
-                <w:rFonts w:ascii="宋体" w:hAnsi="宋体" w:cs="宋体"/>
-                <w:sz w:val="24"/>
-              </w:rPr>
-              <w:t>为代表的异步</w:t>
-            </w:r>
-            <w:r>
-              <w:rPr>
-                <w:rFonts w:ascii="宋体" w:hAnsi="宋体" w:cs="宋体"/>
-                <w:sz w:val="24"/>
-              </w:rPr>
-              <w:t>I/O</w:t>
-            </w:r>
-            <w:r>
-              <w:rPr>
-                <w:rFonts w:ascii="宋体" w:hAnsi="宋体" w:cs="宋体"/>
-                <w:sz w:val="24"/>
-              </w:rPr>
-              <w:t>框架，通过改进内核处理</w:t>
-            </w:r>
-            <w:r>
-              <w:rPr>
-                <w:rFonts w:ascii="宋体" w:hAnsi="宋体" w:cs="宋体"/>
-                <w:sz w:val="24"/>
-              </w:rPr>
-              <w:t>I/O</w:t>
-            </w:r>
-            <w:r>
-              <w:rPr>
-                <w:rFonts w:ascii="宋体" w:hAnsi="宋体" w:cs="宋体"/>
-                <w:sz w:val="24"/>
-              </w:rPr>
-              <w:t>请求的方式，大幅减少了系统调用与数据拷贝的开销。</w:t>
-            </w:r>
-          </w:p>
-          <w:p>
-            <w:pPr>
-              <w:widowControl/>
               <w:spacing w:before="240" w:after="240"/>
               <w:ind w:firstLine="480"/>
               <w:jc w:val="left"/>
@@ -867,38 +686,104 @@
             </w:pPr>
             <w:r>
               <w:rPr>
-                <w:rFonts w:ascii="宋体" w:hAnsi="宋体" w:cs="宋体"/>
-                <w:sz w:val="24"/>
-              </w:rPr>
-              <w:t>综合上述发展趋势，本研究选择从组件化的</w:t>
-            </w:r>
-            <w:r>
-              <w:rPr>
-                <w:rFonts w:eastAsia="Times New Roman"/>
-                <w:sz w:val="24"/>
-              </w:rPr>
-              <w:t>Alien</w:t>
-            </w:r>
-            <w:r>
-              <w:rPr>
-                <w:rFonts w:ascii="宋体" w:hAnsi="宋体" w:cs="宋体"/>
-                <w:sz w:val="24"/>
-              </w:rPr>
-              <w:t>内核入手，将用户态中断、协程调度模型与异步</w:t>
-            </w:r>
-            <w:r>
-              <w:rPr>
-                <w:rFonts w:eastAsia="Times New Roman"/>
-                <w:sz w:val="24"/>
-              </w:rPr>
-              <w:t>I/O</w:t>
-            </w:r>
-            <w:r>
-              <w:rPr>
-                <w:rFonts w:ascii="宋体" w:hAnsi="宋体" w:cs="宋体"/>
-                <w:sz w:val="24"/>
-              </w:rPr>
-              <w:t>处理进行整合，探索异步化在提升系统性能方面的潜力，为改进操作系统内核提供可行的设计参考。</w:t>
+                <w:rFonts w:ascii="宋体" w:hAnsi="宋体" w:cs="宋体" w:hint="eastAsia"/>
+                <w:sz w:val="24"/>
+              </w:rPr>
+              <w:t>传统宏内核将文件系统、网络栈、设备驱动等核心功能集中于同一</w:t>
+            </w:r>
+            <w:r>
+              <w:rPr>
+                <w:rFonts w:ascii="宋体" w:hAnsi="宋体" w:cs="宋体" w:hint="eastAsia"/>
+                <w:sz w:val="24"/>
+              </w:rPr>
+              <w:t>特权级和地址空间</w:t>
+            </w:r>
+            <w:r>
+              <w:rPr>
+                <w:rFonts w:ascii="宋体" w:hAnsi="宋体" w:cs="宋体" w:hint="eastAsia"/>
+                <w:sz w:val="24"/>
+              </w:rPr>
+              <w:t>，模块间高度耦合，局部的内存错误或逻辑缺陷可能扩散至整个系统，导致崩溃或权限</w:t>
+            </w:r>
+            <w:r>
+              <w:rPr>
+                <w:rFonts w:ascii="宋体" w:hAnsi="宋体" w:cs="宋体" w:hint="eastAsia"/>
+                <w:sz w:val="24"/>
+              </w:rPr>
+              <w:t>泄露</w:t>
+            </w:r>
+            <w:r>
+              <w:rPr>
+                <w:rFonts w:ascii="宋体" w:hAnsi="宋体" w:cs="宋体" w:hint="eastAsia"/>
+                <w:sz w:val="24"/>
+              </w:rPr>
+              <w:t>。微内核架构通过将大部分系统服务剥离至用户态进程，以消息传递代替直接函数调用，天然具有更强的故障隔离能力，但频繁的上下文切换和地址空间转换也带来了不可忽视的性能开销。Alien内核没有追求彻底的微内核重构，而是采取渐进式隔离策略：在保留内核态执行效率的同时，将内核功能拆分为若干相互隔离的故障域，各域通过显式接口通信，使故障影响被限制在域内而不至于拖垮整个系统，从而在隔离性与性能之间取得工程上的折中。</w:t>
+            </w:r>
+          </w:p>
+          <w:p>
+            <w:pPr>
+              <w:widowControl/>
+              <w:spacing w:before="240" w:after="240"/>
+              <w:ind w:firstLine="480"/>
+              <w:jc w:val="left"/>
+              <w:rPr>
+                <w:rFonts w:ascii="宋体" w:hAnsi="宋体" w:cs="宋体" w:hint="eastAsia"/>
+                <w:sz w:val="24"/>
+              </w:rPr>
+            </w:pPr>
+            <w:r>
+              <w:rPr>
+                <w:rFonts w:ascii="宋体" w:hAnsi="宋体" w:cs="宋体" w:hint="eastAsia"/>
+                <w:sz w:val="24"/>
+              </w:rPr>
+              <w:t>Alien以Rust语言实现，其所有权、借用和生命周期机制为跨域通信提供了编译期强保证。域间共享数据并非简单的裸指针传递，而是借助受控数据结构和类型边界约束对象的归属、可变性与回收责任，从语言层面消除双重释放、悬挂指针和竞态条件等常见内存错误。共享堆通信使得高频数据交换无需陷入内核或反复拷贝，同时通过严格的接口边界防止域间的隐式耦合。这种设计将绝大多数潜在的内存安全隐患压缩到少数可集中审计的unsafe代码区域，使整个隔离域系统在工程上更加可控，也为后续的x86_64移植和功能扩展提供了可靠的基础。</w:t>
+            </w:r>
+          </w:p>
+          <w:p>
+            <w:pPr>
+              <w:widowControl/>
+              <w:spacing w:before="240" w:after="240"/>
+              <w:ind w:firstLine="480"/>
+              <w:jc w:val="left"/>
+              <w:rPr>
+                <w:rFonts w:ascii="宋体" w:hAnsi="宋体" w:cs="宋体"/>
+                <w:sz w:val="24"/>
+              </w:rPr>
+            </w:pPr>
+          </w:p>
+          <w:p>
+            <w:pPr>
+              <w:widowControl/>
+              <w:spacing w:before="240" w:after="240"/>
+              <w:ind w:firstLine="480"/>
+              <w:jc w:val="left"/>
+              <w:rPr>
+                <w:rFonts w:ascii="宋体" w:hAnsi="宋体" w:cs="宋体" w:hint="eastAsia"/>
+                <w:sz w:val="24"/>
+              </w:rPr>
+            </w:pPr>
+            <w:r>
+              <w:rPr>
+                <w:rFonts w:ascii="宋体" w:hAnsi="宋体" w:cs="宋体" w:hint="eastAsia"/>
+                <w:sz w:val="24"/>
+              </w:rPr>
+              <w:t>在此基础之上，本研究将Alien内核从RISC-V平台移植至x86_64架构，克服启动流程、内存布局、中断与系统调用路径以及设备探测等方面的平台差异，建立起统一的跨架构抽象层，使上层域逻辑能够以较低的成本实现代码复用。在移植完成的最小可运行内核上，进一步引入</w:t>
+            </w:r>
+            <w:proofErr w:type="spellStart"/>
+            <w:r>
+              <w:rPr>
+                <w:rFonts w:ascii="宋体" w:hAnsi="宋体" w:cs="宋体" w:hint="eastAsia"/>
+                <w:sz w:val="24"/>
+              </w:rPr>
+              <w:t>vDSO</w:t>
+            </w:r>
+            <w:proofErr w:type="spellEnd"/>
+            <w:r>
+              <w:rPr>
+                <w:rFonts w:ascii="宋体" w:hAnsi="宋体" w:cs="宋体" w:hint="eastAsia"/>
+                <w:sz w:val="24"/>
+              </w:rPr>
+              <w:t>机制，通过将时钟查询等高频、无状态系统调用的只读代码与数据映射至用户地址空间，形成“用户态快路径优先、系统调用慢路径回退”的协同工作模式，从而在不破坏域隔离模型的前提下大幅降低时间敏感操作的开销。该工作不仅验证了隔离内核设计在多架构上的可迁移性，也为构建兼具严格隔离与低延迟特性的操作系统内核提供了切实的工程路径和设计参考。</w:t>
             </w:r>
           </w:p>
           <w:p>
@@ -1009,6 +894,7 @@
                 <w:rFonts w:ascii="宋体" w:hAnsi="宋体" w:cs="宋体"/>
                 <w:sz w:val="24"/>
               </w:rPr>
+              <w:lastRenderedPageBreak/>
               <w:t>本研究旨在完成</w:t>
             </w:r>
             <w:r>
@@ -1120,43 +1006,17 @@
                 <w:rFonts w:ascii="宋体" w:hAnsi="宋体" w:cs="宋体"/>
                 <w:sz w:val="24"/>
               </w:rPr>
-              <w:t>学习</w:t>
-            </w:r>
-            <w:r>
-              <w:rPr>
-                <w:rFonts w:ascii="宋体" w:hAnsi="宋体" w:cs="宋体"/>
-                <w:sz w:val="24"/>
-              </w:rPr>
-              <w:t>Alien</w:t>
-            </w:r>
-            <w:r>
-              <w:rPr>
-                <w:rFonts w:ascii="宋体" w:hAnsi="宋体" w:cs="宋体"/>
-                <w:sz w:val="24"/>
-              </w:rPr>
-              <w:t>内核的组件化架构、任务管理与调度器实现。学习</w:t>
-            </w:r>
-            <w:r>
-              <w:rPr>
-                <w:rFonts w:ascii="宋体" w:hAnsi="宋体" w:cs="宋体"/>
-                <w:sz w:val="24"/>
-              </w:rPr>
-              <w:t>x86-64</w:t>
-            </w:r>
-            <w:r>
-              <w:rPr>
-                <w:rFonts w:ascii="宋体" w:hAnsi="宋体" w:cs="宋体"/>
-                <w:sz w:val="24"/>
-              </w:rPr>
-              <w:t>用户态中断的编程接口及</w:t>
-            </w:r>
-            <w:r>
-              <w:rPr>
-                <w:rFonts w:ascii="宋体" w:hAnsi="宋体" w:cs="宋体"/>
-                <w:sz w:val="24"/>
-              </w:rPr>
-              <w:t>Linux io_uring</w:t>
-            </w:r>
+              <w:t xml:space="preserve">学习Alien内核的组件化架构、任务管理与调度器实现。学习x86-64用户态中断的编程接口及Linux </w:t>
+            </w:r>
+            <w:proofErr w:type="spellStart"/>
+            <w:r>
+              <w:rPr>
+                <w:rFonts w:ascii="宋体" w:hAnsi="宋体" w:cs="宋体"/>
+                <w:sz w:val="24"/>
+              </w:rPr>
+              <w:t>io_uring</w:t>
+            </w:r>
+            <w:proofErr w:type="spellEnd"/>
             <w:r>
               <w:rPr>
                 <w:rFonts w:ascii="宋体" w:hAnsi="宋体" w:cs="宋体"/>
@@ -1208,7 +1068,6 @@
                 <w:rFonts w:ascii="Arial" w:eastAsia="Arial" w:hAnsi="Arial" w:cs="Arial"/>
                 <w:sz w:val="24"/>
               </w:rPr>
-              <w:lastRenderedPageBreak/>
               <w:t xml:space="preserve">x86-64 </w:t>
             </w:r>
             <w:r>
@@ -1216,14 +1075,7 @@
                 <w:rFonts w:ascii="宋体" w:hAnsi="宋体" w:cs="宋体"/>
                 <w:sz w:val="24"/>
               </w:rPr>
-              <w:t>QEMU</w:t>
-            </w:r>
-            <w:r>
-              <w:rPr>
-                <w:rFonts w:ascii="宋体" w:hAnsi="宋体" w:cs="宋体"/>
-                <w:sz w:val="24"/>
-              </w:rPr>
-              <w:t>模拟器</w:t>
+              <w:t>QEMU模拟器</w:t>
             </w:r>
           </w:p>
           <w:p>
@@ -1246,21 +1098,7 @@
                 <w:rFonts w:ascii="宋体" w:hAnsi="宋体" w:cs="宋体"/>
                 <w:sz w:val="24"/>
               </w:rPr>
-              <w:t>实现引导程序、中断、系统调用、虚拟地址管理向</w:t>
-            </w:r>
-            <w:r>
-              <w:rPr>
-                <w:rFonts w:ascii="宋体" w:hAnsi="宋体" w:cs="宋体"/>
-                <w:sz w:val="24"/>
-              </w:rPr>
-              <w:t>x86-64</w:t>
-            </w:r>
-            <w:r>
-              <w:rPr>
-                <w:rFonts w:ascii="宋体" w:hAnsi="宋体" w:cs="宋体"/>
-                <w:sz w:val="24"/>
-              </w:rPr>
-              <w:t>移植。</w:t>
+              <w:t>实现引导程序、中断、系统调用、虚拟地址管理向x86-64移植。</w:t>
             </w:r>
           </w:p>
           <w:p>
@@ -1283,21 +1121,7 @@
                 <w:rFonts w:ascii="宋体" w:hAnsi="宋体" w:cs="宋体"/>
                 <w:sz w:val="24"/>
               </w:rPr>
-              <w:t>完成硬件抽象层和设备驱动向</w:t>
-            </w:r>
-            <w:r>
-              <w:rPr>
-                <w:rFonts w:ascii="宋体" w:hAnsi="宋体" w:cs="宋体"/>
-                <w:sz w:val="24"/>
-              </w:rPr>
-              <w:t>x86-64</w:t>
-            </w:r>
-            <w:r>
-              <w:rPr>
-                <w:rFonts w:ascii="宋体" w:hAnsi="宋体" w:cs="宋体"/>
-                <w:sz w:val="24"/>
-              </w:rPr>
-              <w:t>移植。</w:t>
+              <w:t>完成硬件抽象层和设备驱动向x86-64移植。</w:t>
             </w:r>
           </w:p>
           <w:p>
@@ -1320,14 +1144,7 @@
                 <w:rFonts w:ascii="宋体" w:hAnsi="宋体" w:cs="宋体"/>
                 <w:sz w:val="24"/>
               </w:rPr>
-              <w:t>x86-64</w:t>
-            </w:r>
-            <w:r>
-              <w:rPr>
-                <w:rFonts w:ascii="宋体" w:hAnsi="宋体" w:cs="宋体"/>
-                <w:sz w:val="24"/>
-              </w:rPr>
-              <w:t>真实机</w:t>
+              <w:t>x86-64真实机</w:t>
             </w:r>
           </w:p>
           <w:p>
@@ -1511,8 +1328,10 @@
                 <w:rFonts w:ascii="宋体" w:hAnsi="宋体" w:cs="宋体"/>
                 <w:sz w:val="24"/>
               </w:rPr>
+              <w:lastRenderedPageBreak/>
               <w:t>引入</w:t>
             </w:r>
+            <w:proofErr w:type="spellStart"/>
             <w:r>
               <w:rPr>
                 <w:rFonts w:eastAsia="Times New Roman"/>
@@ -1520,6 +1339,7 @@
               </w:rPr>
               <w:t>vDSO</w:t>
             </w:r>
+            <w:proofErr w:type="spellEnd"/>
             <w:r>
               <w:rPr>
                 <w:rFonts w:ascii="宋体" w:hAnsi="宋体" w:cs="宋体"/>
@@ -1610,6 +1430,7 @@
               </w:rPr>
               <w:t>参考</w:t>
             </w:r>
+            <w:proofErr w:type="spellStart"/>
             <w:r>
               <w:rPr>
                 <w:rFonts w:ascii="宋体" w:hAnsi="宋体" w:cs="宋体"/>
@@ -1617,6 +1438,7 @@
               </w:rPr>
               <w:t>io_uring</w:t>
             </w:r>
+            <w:proofErr w:type="spellEnd"/>
             <w:r>
               <w:rPr>
                 <w:rFonts w:ascii="宋体" w:hAnsi="宋体" w:cs="宋体"/>
@@ -1714,7 +1536,6 @@
                 <w:rFonts w:ascii="宋体" w:hAnsi="宋体" w:cs="宋体"/>
                 <w:sz w:val="24"/>
               </w:rPr>
-              <w:lastRenderedPageBreak/>
               <w:t>优化基于优先级的调度策略，提升系统响应与公平性。</w:t>
             </w:r>
           </w:p>
@@ -1949,49 +1770,8 @@
                 <w:rFonts w:ascii="宋体" w:hAnsi="宋体" w:cs="宋体"/>
                 <w:sz w:val="24"/>
               </w:rPr>
-              <w:t>阅读相关文献和代码：通过研读中外文献与源码，学习</w:t>
-            </w:r>
-            <w:r>
-              <w:rPr>
-                <w:rFonts w:ascii="宋体" w:hAnsi="宋体" w:cs="宋体"/>
-                <w:sz w:val="24"/>
-              </w:rPr>
-              <w:t>x86-64</w:t>
-            </w:r>
-            <w:r>
-              <w:rPr>
-                <w:rFonts w:ascii="宋体" w:hAnsi="宋体" w:cs="宋体"/>
-                <w:sz w:val="24"/>
-              </w:rPr>
-              <w:t>用户态中断、协程、异步</w:t>
-            </w:r>
-            <w:r>
-              <w:rPr>
-                <w:rFonts w:ascii="宋体" w:hAnsi="宋体" w:cs="宋体"/>
-                <w:sz w:val="24"/>
-              </w:rPr>
-              <w:t>I/O</w:t>
-            </w:r>
-            <w:r>
-              <w:rPr>
-                <w:rFonts w:ascii="宋体" w:hAnsi="宋体" w:cs="宋体"/>
-                <w:sz w:val="24"/>
-              </w:rPr>
-              <w:t>及组件化内核设计等关键技术，阅读并分析</w:t>
-            </w:r>
-            <w:r>
-              <w:rPr>
-                <w:rFonts w:ascii="宋体" w:hAnsi="宋体" w:cs="宋体"/>
-                <w:sz w:val="24"/>
-              </w:rPr>
-              <w:t>Alien</w:t>
-            </w:r>
-            <w:r>
-              <w:rPr>
-                <w:rFonts w:ascii="宋体" w:hAnsi="宋体" w:cs="宋体"/>
-                <w:sz w:val="24"/>
-              </w:rPr>
-              <w:t>内核的架构实现。</w:t>
+              <w:lastRenderedPageBreak/>
+              <w:t>阅读相关文献和代码：通过研读中外文献与源码，学习x86-64用户态中断、协程、异步I/O及组件化内核设计等关键技术，阅读并分析Alien内核的架构实现。</w:t>
             </w:r>
           </w:p>
           <w:p>
@@ -2014,35 +1794,7 @@
                 <w:rFonts w:ascii="宋体" w:hAnsi="宋体" w:cs="宋体"/>
                 <w:sz w:val="24"/>
               </w:rPr>
-              <w:t>设计与实现：分模块依次设计并实现内核移植、协程引入、用户态中断管理、协程调度器与异步</w:t>
-            </w:r>
-            <w:r>
-              <w:rPr>
-                <w:rFonts w:ascii="宋体" w:hAnsi="宋体" w:cs="宋体"/>
-                <w:sz w:val="24"/>
-              </w:rPr>
-              <w:t>I/O</w:t>
-            </w:r>
-            <w:r>
-              <w:rPr>
-                <w:rFonts w:ascii="宋体" w:hAnsi="宋体" w:cs="宋体"/>
-                <w:sz w:val="24"/>
-              </w:rPr>
-              <w:t>框架，并通过</w:t>
-            </w:r>
-            <w:r>
-              <w:rPr>
-                <w:rFonts w:ascii="宋体" w:hAnsi="宋体" w:cs="宋体"/>
-                <w:sz w:val="24"/>
-              </w:rPr>
-              <w:t>QEMU</w:t>
-            </w:r>
-            <w:r>
-              <w:rPr>
-                <w:rFonts w:ascii="宋体" w:hAnsi="宋体" w:cs="宋体"/>
-                <w:sz w:val="24"/>
-              </w:rPr>
-              <w:t>模拟器进行持续的调试。</w:t>
+              <w:t>设计与实现：分模块依次设计并实现内核移植、协程引入、用户态中断管理、协程调度器与异步I/O框架，并通过QEMU模拟器进行持续的调试。</w:t>
             </w:r>
           </w:p>
           <w:p>
@@ -2065,21 +1817,7 @@
                 <w:rFonts w:ascii="宋体" w:hAnsi="宋体" w:cs="宋体"/>
                 <w:sz w:val="24"/>
               </w:rPr>
-              <w:t>对比测试：设计并执行一系列功能测试与基准测试，对比改造前后系统在任务切换延迟、中断响应吞吐量及</w:t>
-            </w:r>
-            <w:r>
-              <w:rPr>
-                <w:rFonts w:ascii="宋体" w:hAnsi="宋体" w:cs="宋体"/>
-                <w:sz w:val="24"/>
-              </w:rPr>
-              <w:t>I/O</w:t>
-            </w:r>
-            <w:r>
-              <w:rPr>
-                <w:rFonts w:ascii="宋体" w:hAnsi="宋体" w:cs="宋体"/>
-                <w:sz w:val="24"/>
-              </w:rPr>
-              <w:t>性能等方面的数据，定量评估系统性能的改进情况。</w:t>
+              <w:t>对比测试：设计并执行一系列功能测试与基准测试，对比改造前后系统在任务切换延迟、中断响应吞吐量及I/O性能等方面的数据，定量评估系统性能的改进情况。</w:t>
             </w:r>
           </w:p>
           <w:p>
@@ -2122,63 +1860,7 @@
                 <w:rFonts w:ascii="宋体" w:hAnsi="宋体" w:cs="宋体"/>
                 <w:sz w:val="24"/>
               </w:rPr>
-              <w:t>实验环境：主要开发与测试环境为</w:t>
-            </w:r>
-            <w:r>
-              <w:rPr>
-                <w:rFonts w:ascii="宋体" w:hAnsi="宋体" w:cs="宋体"/>
-                <w:sz w:val="24"/>
-              </w:rPr>
-              <w:t>Ubuntu 22.04</w:t>
-            </w:r>
-            <w:r>
-              <w:rPr>
-                <w:rFonts w:ascii="宋体" w:hAnsi="宋体" w:cs="宋体"/>
-                <w:sz w:val="24"/>
-              </w:rPr>
-              <w:t>和</w:t>
-            </w:r>
-            <w:r>
-              <w:rPr>
-                <w:rFonts w:ascii="宋体" w:hAnsi="宋体" w:cs="宋体"/>
-                <w:sz w:val="24"/>
-              </w:rPr>
-              <w:t>x86-64</w:t>
-            </w:r>
-            <w:r>
-              <w:rPr>
-                <w:rFonts w:ascii="宋体" w:hAnsi="宋体" w:cs="宋体"/>
-                <w:sz w:val="24"/>
-              </w:rPr>
-              <w:t>架构</w:t>
-            </w:r>
-            <w:r>
-              <w:rPr>
-                <w:rFonts w:ascii="宋体" w:hAnsi="宋体" w:cs="宋体"/>
-                <w:sz w:val="24"/>
-              </w:rPr>
-              <w:t>QEMU</w:t>
-            </w:r>
-            <w:r>
-              <w:rPr>
-                <w:rFonts w:ascii="宋体" w:hAnsi="宋体" w:cs="宋体"/>
-                <w:sz w:val="24"/>
-              </w:rPr>
-              <w:t>模拟器，使用</w:t>
-            </w:r>
-            <w:r>
-              <w:rPr>
-                <w:rFonts w:ascii="宋体" w:hAnsi="宋体" w:cs="宋体"/>
-                <w:sz w:val="24"/>
-              </w:rPr>
-              <w:t>GDB</w:t>
-            </w:r>
-            <w:r>
-              <w:rPr>
-                <w:rFonts w:ascii="宋体" w:hAnsi="宋体" w:cs="宋体"/>
-                <w:sz w:val="24"/>
-              </w:rPr>
-              <w:t>进行调试。</w:t>
+              <w:t>实验环境：主要开发与测试环境为Ubuntu 22.04和x86-64架构QEMU模拟器，使用GDB进行调试。</w:t>
             </w:r>
           </w:p>
           <w:p>
@@ -2201,29 +1883,7 @@
                 <w:rFonts w:ascii="宋体" w:hAnsi="宋体" w:cs="宋体"/>
                 <w:sz w:val="24"/>
               </w:rPr>
-              <w:t>功能验证：测试内核能否正常启动、协程的创建与切换、用户态中断的发</w:t>
-            </w:r>
-            <w:r>
-              <w:rPr>
-                <w:rFonts w:ascii="宋体" w:hAnsi="宋体" w:cs="宋体"/>
-                <w:sz w:val="24"/>
-              </w:rPr>
-              <w:lastRenderedPageBreak/>
-              <w:t>送与处理、异步框架的</w:t>
-            </w:r>
-            <w:r>
-              <w:rPr>
-                <w:rFonts w:ascii="宋体" w:hAnsi="宋体" w:cs="宋体"/>
-                <w:sz w:val="24"/>
-              </w:rPr>
-              <w:t>I/O</w:t>
-            </w:r>
-            <w:r>
-              <w:rPr>
-                <w:rFonts w:ascii="宋体" w:hAnsi="宋体" w:cs="宋体"/>
-                <w:sz w:val="24"/>
-              </w:rPr>
-              <w:t>请求处理。</w:t>
+              <w:t>功能验证：测试内核能否正常启动、协程的创建与切换、用户态中断的发送与处理、异步框架的I/O请求处理。</w:t>
             </w:r>
           </w:p>
           <w:p>
@@ -2292,21 +1952,7 @@
                 <w:rFonts w:ascii="宋体" w:hAnsi="宋体" w:cs="宋体"/>
                 <w:sz w:val="24"/>
               </w:rPr>
-              <w:t>吞吐量：测试异步中断框架处理大量并发</w:t>
-            </w:r>
-            <w:r>
-              <w:rPr>
-                <w:rFonts w:ascii="宋体" w:hAnsi="宋体" w:cs="宋体"/>
-                <w:sz w:val="24"/>
-              </w:rPr>
-              <w:t>I/O</w:t>
-            </w:r>
-            <w:r>
-              <w:rPr>
-                <w:rFonts w:ascii="宋体" w:hAnsi="宋体" w:cs="宋体"/>
-                <w:sz w:val="24"/>
-              </w:rPr>
-              <w:t>请求的能力。</w:t>
+              <w:t>吞吐量：测试异步中断框架处理大量并发I/O请求的能力。</w:t>
             </w:r>
           </w:p>
           <w:p>
@@ -2329,21 +1975,7 @@
                 <w:rFonts w:ascii="宋体" w:hAnsi="宋体" w:cs="宋体"/>
                 <w:sz w:val="24"/>
               </w:rPr>
-              <w:t>对比标准：以移植后但未进行异步化改造的</w:t>
-            </w:r>
-            <w:r>
-              <w:rPr>
-                <w:rFonts w:ascii="宋体" w:hAnsi="宋体" w:cs="宋体"/>
-                <w:sz w:val="24"/>
-              </w:rPr>
-              <w:t>Alien</w:t>
-            </w:r>
-            <w:r>
-              <w:rPr>
-                <w:rFonts w:ascii="宋体" w:hAnsi="宋体" w:cs="宋体"/>
-                <w:sz w:val="24"/>
-              </w:rPr>
-              <w:t>内核作为主要性能对比标准。</w:t>
+              <w:t>对比标准：以移植后但未进行异步化改造的Alien内核作为主要性能对比标准。</w:t>
             </w:r>
           </w:p>
           <w:p>
@@ -2386,14 +2018,7 @@
                 <w:rFonts w:ascii="宋体" w:hAnsi="宋体" w:cs="宋体"/>
                 <w:sz w:val="24"/>
               </w:rPr>
-              <w:t>Alien</w:t>
-            </w:r>
-            <w:r>
-              <w:rPr>
-                <w:rFonts w:ascii="宋体" w:hAnsi="宋体" w:cs="宋体"/>
-                <w:sz w:val="24"/>
-              </w:rPr>
-              <w:t>内核本身采用组件化设计，各子模块耦合度较低，为替换其调度与中断管理模块提供了良好的基础。</w:t>
+              <w:t>Alien内核本身采用组件化设计，各子模块耦合度较低，为替换其调度与中断管理模块提供了良好的基础。</w:t>
             </w:r>
           </w:p>
           <w:p>
@@ -2416,28 +2041,8 @@
                 <w:rFonts w:ascii="宋体" w:hAnsi="宋体" w:cs="宋体"/>
                 <w:sz w:val="24"/>
               </w:rPr>
-              <w:t>x86-64</w:t>
-            </w:r>
-            <w:r>
-              <w:rPr>
-                <w:rFonts w:ascii="宋体" w:hAnsi="宋体" w:cs="宋体"/>
-                <w:sz w:val="24"/>
-              </w:rPr>
-              <w:t>用户态中断作为已发布的硬件特性，</w:t>
-            </w:r>
-            <w:r>
-              <w:rPr>
-                <w:rFonts w:ascii="宋体" w:hAnsi="宋体" w:cs="宋体"/>
-                <w:sz w:val="24"/>
-              </w:rPr>
-              <w:t>Intel</w:t>
-            </w:r>
-            <w:r>
-              <w:rPr>
-                <w:rFonts w:ascii="宋体" w:hAnsi="宋体" w:cs="宋体"/>
-                <w:sz w:val="24"/>
-              </w:rPr>
-              <w:t>提供了完整的手册。</w:t>
+              <w:lastRenderedPageBreak/>
+              <w:t>x86-64用户态中断作为已发布的硬件特性，Intel提供了完整的手册。</w:t>
             </w:r>
           </w:p>
           <w:p>
@@ -2462,6 +2067,7 @@
               </w:rPr>
               <w:t>协程及异步调度框架（如</w:t>
             </w:r>
+            <w:proofErr w:type="spellStart"/>
             <w:r>
               <w:rPr>
                 <w:rFonts w:ascii="宋体" w:hAnsi="宋体" w:cs="宋体"/>
@@ -2469,6 +2075,7 @@
               </w:rPr>
               <w:t>tokio</w:t>
             </w:r>
+            <w:proofErr w:type="spellEnd"/>
             <w:r>
               <w:rPr>
                 <w:rFonts w:ascii="宋体" w:hAnsi="宋体" w:cs="宋体"/>
@@ -2511,21 +2118,7 @@
                 <w:rFonts w:ascii="宋体" w:hAnsi="宋体" w:cs="宋体"/>
                 <w:sz w:val="24"/>
               </w:rPr>
-              <w:t>内核架构移植已经有相对成熟的方法论，</w:t>
-            </w:r>
-            <w:r>
-              <w:rPr>
-                <w:rFonts w:ascii="宋体" w:hAnsi="宋体" w:cs="宋体"/>
-                <w:sz w:val="24"/>
-              </w:rPr>
-              <w:t>x86-64</w:t>
-            </w:r>
-            <w:r>
-              <w:rPr>
-                <w:rFonts w:ascii="宋体" w:hAnsi="宋体" w:cs="宋体"/>
-                <w:sz w:val="24"/>
-              </w:rPr>
-              <w:t>的中断、系统调用、硬件抽象等特性均有完整手册。</w:t>
+              <w:t>内核架构移植已经有相对成熟的方法论，x86-64的中断、系统调用、硬件抽象等特性均有完整手册。</w:t>
             </w:r>
           </w:p>
           <w:p>
@@ -2548,21 +2141,7 @@
                 <w:rFonts w:ascii="宋体" w:hAnsi="宋体" w:cs="宋体"/>
                 <w:sz w:val="24"/>
               </w:rPr>
-              <w:t>一些软硬结合的研究（例如</w:t>
-            </w:r>
-            <w:r>
-              <w:rPr>
-                <w:rFonts w:ascii="宋体" w:hAnsi="宋体" w:cs="宋体"/>
-                <w:sz w:val="24"/>
-              </w:rPr>
-              <w:t>TAIC</w:t>
-            </w:r>
-            <w:r>
-              <w:rPr>
-                <w:rFonts w:ascii="宋体" w:hAnsi="宋体" w:cs="宋体"/>
-                <w:sz w:val="24"/>
-              </w:rPr>
-              <w:t>）已经论证和实践协程和用户态中断结合的优势。</w:t>
+              <w:t>一些软硬结合的研究（例如TAIC）已经论证和实践协程和用户态中断结合的优势。</w:t>
             </w:r>
           </w:p>
           <w:p>
@@ -2580,6 +2159,7 @@
                 <w:sz w:val="24"/>
               </w:rPr>
             </w:pPr>
+            <w:proofErr w:type="spellStart"/>
             <w:r>
               <w:rPr>
                 <w:rFonts w:ascii="宋体" w:hAnsi="宋体" w:cs="宋体"/>
@@ -2587,40 +2167,13 @@
               </w:rPr>
               <w:t>io_uring</w:t>
             </w:r>
-            <w:r>
-              <w:rPr>
-                <w:rFonts w:ascii="宋体" w:hAnsi="宋体" w:cs="宋体"/>
-                <w:sz w:val="24"/>
-              </w:rPr>
-              <w:t>在</w:t>
-            </w:r>
-            <w:r>
-              <w:rPr>
-                <w:rFonts w:ascii="宋体" w:hAnsi="宋体" w:cs="宋体"/>
-                <w:sz w:val="24"/>
-              </w:rPr>
-              <w:t>Linux</w:t>
-            </w:r>
-            <w:r>
-              <w:rPr>
-                <w:rFonts w:ascii="宋体" w:hAnsi="宋体" w:cs="宋体"/>
-                <w:sz w:val="24"/>
-              </w:rPr>
-              <w:t>上的实践证明了异步</w:t>
-            </w:r>
-            <w:r>
-              <w:rPr>
-                <w:rFonts w:ascii="宋体" w:hAnsi="宋体" w:cs="宋体"/>
-                <w:sz w:val="24"/>
-              </w:rPr>
-              <w:t>I/O</w:t>
-            </w:r>
-            <w:r>
-              <w:rPr>
-                <w:rFonts w:ascii="宋体" w:hAnsi="宋体" w:cs="宋体"/>
-                <w:sz w:val="24"/>
-              </w:rPr>
-              <w:t>框架的优势，其设计和提供的编程接口可以作为参考。</w:t>
+            <w:proofErr w:type="spellEnd"/>
+            <w:r>
+              <w:rPr>
+                <w:rFonts w:ascii="宋体" w:hAnsi="宋体" w:cs="宋体"/>
+                <w:sz w:val="24"/>
+              </w:rPr>
+              <w:t>在Linux上的实践证明了异步I/O框架的优势，其设计和提供的编程接口可以作为参考。</w:t>
             </w:r>
           </w:p>
           <w:p>
@@ -2868,12 +2421,14 @@
               </w:rPr>
               <w:t>中引入</w:t>
             </w:r>
+            <w:proofErr w:type="spellStart"/>
             <w:r>
               <w:rPr>
                 <w:sz w:val="24"/>
               </w:rPr>
               <w:t>vDSO</w:t>
             </w:r>
+            <w:proofErr w:type="spellEnd"/>
             <w:r>
               <w:rPr>
                 <w:sz w:val="24"/>
@@ -2917,12 +2472,14 @@
               </w:rPr>
               <w:t>中引入</w:t>
             </w:r>
+            <w:proofErr w:type="spellStart"/>
             <w:r>
               <w:rPr>
                 <w:sz w:val="24"/>
               </w:rPr>
               <w:t>io_uring</w:t>
             </w:r>
+            <w:proofErr w:type="spellEnd"/>
             <w:r>
               <w:rPr>
                 <w:sz w:val="24"/>
@@ -3071,6 +2628,7 @@
                 <w:bCs/>
                 <w:sz w:val="24"/>
               </w:rPr>
+              <w:lastRenderedPageBreak/>
               <w:t>创新点：</w:t>
             </w:r>
           </w:p>
@@ -3094,49 +2652,7 @@
                 <w:rFonts w:ascii="宋体" w:hAnsi="宋体" w:cs="宋体"/>
                 <w:sz w:val="24"/>
               </w:rPr>
-              <w:t>将</w:t>
-            </w:r>
-            <w:r>
-              <w:rPr>
-                <w:rFonts w:ascii="宋体" w:hAnsi="宋体" w:cs="宋体"/>
-                <w:sz w:val="24"/>
-              </w:rPr>
-              <w:t>x86-64</w:t>
-            </w:r>
-            <w:r>
-              <w:rPr>
-                <w:rFonts w:ascii="宋体" w:hAnsi="宋体" w:cs="宋体"/>
-                <w:sz w:val="24"/>
-              </w:rPr>
-              <w:t>的用户态中断这一较新的硬件特性和新兴的协程框架应用于组件化内核</w:t>
-            </w:r>
-            <w:r>
-              <w:rPr>
-                <w:rFonts w:ascii="宋体" w:hAnsi="宋体" w:cs="宋体"/>
-                <w:sz w:val="24"/>
-              </w:rPr>
-              <w:t>Alien</w:t>
-            </w:r>
-            <w:r>
-              <w:rPr>
-                <w:rFonts w:ascii="宋体" w:hAnsi="宋体" w:cs="宋体"/>
-                <w:sz w:val="24"/>
-              </w:rPr>
-              <w:t>的改造中，替代传统线程调度和</w:t>
-            </w:r>
-            <w:r>
-              <w:rPr>
-                <w:rFonts w:ascii="宋体" w:hAnsi="宋体" w:cs="宋体"/>
-                <w:sz w:val="24"/>
-              </w:rPr>
-              <w:t>IPC</w:t>
-            </w:r>
-            <w:r>
-              <w:rPr>
-                <w:rFonts w:ascii="宋体" w:hAnsi="宋体" w:cs="宋体"/>
-                <w:sz w:val="24"/>
-              </w:rPr>
-              <w:t>，提升任务性能。</w:t>
+              <w:t>将x86-64的用户态中断这一较新的硬件特性和新兴的协程框架应用于组件化内核Alien的改造中，替代传统线程调度和IPC，提升任务性能。</w:t>
             </w:r>
           </w:p>
           <w:p>
@@ -3159,21 +2675,7 @@
                 <w:rFonts w:ascii="宋体" w:hAnsi="宋体" w:cs="宋体"/>
                 <w:sz w:val="24"/>
               </w:rPr>
-              <w:t>在组件化内核中设计并实现异步</w:t>
-            </w:r>
-            <w:r>
-              <w:rPr>
-                <w:rFonts w:ascii="宋体" w:hAnsi="宋体" w:cs="宋体"/>
-                <w:sz w:val="24"/>
-              </w:rPr>
-              <w:t>I/O</w:t>
-            </w:r>
-            <w:r>
-              <w:rPr>
-                <w:rFonts w:ascii="宋体" w:hAnsi="宋体" w:cs="宋体"/>
-                <w:sz w:val="24"/>
-              </w:rPr>
-              <w:t>处理框架和异步网络驱动，进一步减少系统调用开销，提升内核处理效率。</w:t>
+              <w:t>在组件化内核中设计并实现异步I/O处理框架和异步网络驱动，进一步减少系统调用开销，提升内核处理效率。</w:t>
             </w:r>
           </w:p>
           <w:p>
@@ -3216,35 +2718,7 @@
                 <w:rFonts w:ascii="宋体" w:hAnsi="宋体" w:cs="宋体"/>
                 <w:sz w:val="24"/>
               </w:rPr>
-              <w:t>可运行的操作系统内核：一套可在</w:t>
-            </w:r>
-            <w:r>
-              <w:rPr>
-                <w:rFonts w:ascii="宋体" w:hAnsi="宋体" w:cs="宋体"/>
-                <w:sz w:val="24"/>
-              </w:rPr>
-              <w:t>QEMU</w:t>
-            </w:r>
-            <w:r>
-              <w:rPr>
-                <w:rFonts w:ascii="宋体" w:hAnsi="宋体" w:cs="宋体"/>
-                <w:sz w:val="24"/>
-              </w:rPr>
-              <w:t>中运行的异步化</w:t>
-            </w:r>
-            <w:r>
-              <w:rPr>
-                <w:rFonts w:ascii="宋体" w:hAnsi="宋体" w:cs="宋体"/>
-                <w:sz w:val="24"/>
-              </w:rPr>
-              <w:t>Alien</w:t>
-            </w:r>
-            <w:r>
-              <w:rPr>
-                <w:rFonts w:ascii="宋体" w:hAnsi="宋体" w:cs="宋体"/>
-                <w:sz w:val="24"/>
-              </w:rPr>
-              <w:t>内核源代码。</w:t>
+              <w:t>可运行的操作系统内核：一套可在QEMU中运行的异步化Alien内核源代码。</w:t>
             </w:r>
           </w:p>
           <w:p>
@@ -3383,7 +2857,21 @@
               <w:rPr>
                 <w:sz w:val="24"/>
               </w:rPr>
-              <w:t>[1]Godones. (2025). Alien. GitHub. https://github.com/Godones/Alien.</w:t>
+              <w:t>[1]</w:t>
+            </w:r>
+            <w:proofErr w:type="spellStart"/>
+            <w:r>
+              <w:rPr>
+                <w:sz w:val="24"/>
+              </w:rPr>
+              <w:t>Godones</w:t>
+            </w:r>
+            <w:proofErr w:type="spellEnd"/>
+            <w:r>
+              <w:rPr>
+                <w:sz w:val="24"/>
+              </w:rPr>
+              <w:t>. (2025). Alien. GitHub. https://github.com/Godones/Alien.</w:t>
             </w:r>
           </w:p>
           <w:p>
@@ -3396,7 +2884,21 @@
               <w:rPr>
                 <w:sz w:val="24"/>
               </w:rPr>
-              <w:t>[2]Axboe, J. (2020). Efficient IO with io_uring. https://kernel.dk/io_uring.pdf.</w:t>
+              <w:t xml:space="preserve">[2]Axboe, J. (2020). Efficient IO with </w:t>
+            </w:r>
+            <w:proofErr w:type="spellStart"/>
+            <w:r>
+              <w:rPr>
+                <w:sz w:val="24"/>
+              </w:rPr>
+              <w:t>io_uring</w:t>
+            </w:r>
+            <w:proofErr w:type="spellEnd"/>
+            <w:r>
+              <w:rPr>
+                <w:sz w:val="24"/>
+              </w:rPr>
+              <w:t>. https://kernel.dk/io_uring.pdf.</w:t>
             </w:r>
           </w:p>
           <w:p>
@@ -3614,6 +3116,7 @@
               <w:rPr>
                 <w:sz w:val="28"/>
               </w:rPr>
+              <w:lastRenderedPageBreak/>
               <w:t xml:space="preserve">    </w:t>
             </w:r>
             <w:r>
@@ -3677,6 +3180,7 @@
                 <w:sz w:val="28"/>
                 <w:szCs w:val="32"/>
               </w:rPr>
+              <w:lastRenderedPageBreak/>
               <w:t>成绩</w:t>
             </w:r>
             <w:r>
@@ -3981,7 +3485,7 @@
               <v:stroke joinstyle="miter"/>
               <v:path gradientshapeok="t" o:connecttype="rect"/>
             </v:shapetype>
-            <v:shape id="WordArt 1027" o:spid="_x0000_s1026" type="#_x0000_t202" style="position:absolute;left:0;text-align:left;margin-left:0;margin-top:0;width:500pt;height:100pt;rotation:-40;z-index:251660288;visibility:visible;mso-wrap-style:square;mso-width-percent:0;mso-height-percent:0;mso-wrap-distance-left:9pt;mso-wrap-distance-top:0;mso-wrap-distance-right:9pt;mso-wrap-distance-bottom:0;mso-position-horizontal:center;mso-position-horizontal-relative:page;mso-position-vertical:center;mso-position-vertical-relative:page;mso-width-percent:0;mso-height-percent:0;mso-width-relative:page;mso-height-relative:page;v-text-anchor:top" o:gfxdata="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" filled="f" stroked="f">
+            <v:shape id="WordArt 1027" o:spid="_x0000_s1026" type="#_x0000_t202" style="position:absolute;left:0;text-align:left;margin-left:0;margin-top:0;width:500pt;height:100pt;rotation:-40;z-index:251660288;visibility:visible;mso-wrap-style:square;mso-width-percent:0;mso-height-percent:0;mso-wrap-distance-left:9pt;mso-wrap-distance-top:0;mso-wrap-distance-right:9pt;mso-wrap-distance-bottom:0;mso-position-horizontal:center;mso-position-horizontal-relative:page;mso-position-vertical:center;mso-position-vertical-relative:page;mso-width-percent:0;mso-height-percent:0;mso-width-relative:page;mso-height-relative:page;v-text-anchor:top" o:gfxdata="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" filled="f" stroked="f">
               <o:lock v:ext="edit" shapetype="t"/>
               <v:textbox style="mso-fit-shape-to-text:t">
                 <w:txbxContent>
@@ -4435,7 +3939,7 @@
               <v:stroke joinstyle="miter"/>
               <v:path gradientshapeok="t" o:connecttype="rect"/>
             </v:shapetype>
-            <v:shape id="WordArt 1026" o:spid="_x0000_s1028" type="#_x0000_t202" style="position:absolute;left:0;text-align:left;margin-left:0;margin-top:0;width:500pt;height:100pt;rotation:-40;z-index:251659264;visibility:visible;mso-wrap-style:square;mso-width-percent:0;mso-height-percent:0;mso-wrap-distance-left:9pt;mso-wrap-distance-top:0;mso-wrap-distance-right:9pt;mso-wrap-distance-bottom:0;mso-position-horizontal:center;mso-position-horizontal-relative:page;mso-position-vertical:center;mso-position-vertical-relative:page;mso-width-percent:0;mso-height-percent:0;mso-width-relative:page;mso-height-relative:page;v-text-anchor:top" o:gfxdata="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" filled="f" stroked="f">
+            <v:shape id="WordArt 1026" o:spid="_x0000_s1028" type="#_x0000_t202" style="position:absolute;left:0;text-align:left;margin-left:0;margin-top:0;width:500pt;height:100pt;rotation:-40;z-index:251659264;visibility:visible;mso-wrap-style:square;mso-width-percent:0;mso-height-percent:0;mso-wrap-distance-left:9pt;mso-wrap-distance-top:0;mso-wrap-distance-right:9pt;mso-wrap-distance-bottom:0;mso-position-horizontal:center;mso-position-horizontal-relative:page;mso-position-vertical:center;mso-position-vertical-relative:page;mso-width-percent:0;mso-height-percent:0;mso-width-relative:page;mso-height-relative:page;v-text-anchor:top" o:gfxdata="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" filled="f" stroked="f">
               <o:lock v:ext="edit" shapetype="t"/>
               <v:textbox style="mso-fit-shape-to-text:t">
                 <w:txbxContent>

--- a/docs/graduation/开题/1120220611_胡嘉晨_开题报告.docx
+++ b/docs/graduation/开题/1120220611_胡嘉晨_开题报告.docx
@@ -104,7 +104,18 @@
           <w:sz w:val="56"/>
           <w:szCs w:val="72"/>
         </w:rPr>
-        <w:t>论文)</w:t>
+        <w:t>论文</w:t>
+      </w:r>
+      <w:r>
+        <w:rPr>
+          <w:rFonts w:ascii="宋体" w:hAnsi="宋体" w:hint="eastAsia"/>
+          <w:b/>
+          <w:spacing w:val="60"/>
+          <w:kern w:val="44"/>
+          <w:sz w:val="56"/>
+          <w:szCs w:val="72"/>
+        </w:rPr>
+        <w:t>)</w:t>
       </w:r>
     </w:p>
     <w:p>
@@ -150,7 +161,27 @@
           <w:szCs w:val="44"/>
           <w:lang w:bidi="en-US"/>
         </w:rPr>
-        <w:t>基于协程与用户态中断的异步化Alien内核设计与实现</w:t>
+        <w:t>基于协程与用户态中断的异步化</w:t>
+      </w:r>
+      <w:r>
+        <w:rPr>
+          <w:rFonts w:ascii="华文细黑" w:eastAsia="华文细黑" w:hAnsi="华文细黑"/>
+          <w:b/>
+          <w:sz w:val="44"/>
+          <w:szCs w:val="44"/>
+          <w:lang w:bidi="en-US"/>
+        </w:rPr>
+        <w:t>Alien</w:t>
+      </w:r>
+      <w:r>
+        <w:rPr>
+          <w:rFonts w:ascii="华文细黑" w:eastAsia="华文细黑" w:hAnsi="华文细黑"/>
+          <w:b/>
+          <w:sz w:val="44"/>
+          <w:szCs w:val="44"/>
+          <w:lang w:bidi="en-US"/>
+        </w:rPr>
+        <w:t>内核设计与实现</w:t>
       </w:r>
     </w:p>
     <w:p>
@@ -676,7 +707,7 @@
           <w:p>
             <w:pPr>
               <w:widowControl/>
-              <w:spacing w:before="240" w:after="240"/>
+              <w:spacing w:before="120" w:after="240"/>
               <w:ind w:firstLine="480"/>
               <w:jc w:val="left"/>
               <w:rPr>
@@ -686,38 +717,141 @@
             </w:pPr>
             <w:r>
               <w:rPr>
+                <w:rFonts w:ascii="宋体" w:hAnsi="宋体" w:cs="宋体"/>
+                <w:sz w:val="24"/>
+              </w:rPr>
+              <w:t>随着大型网络服务器与实时应用对低延迟的不断提高，操作系统内核的</w:t>
+            </w:r>
+            <w:r>
+              <w:rPr>
+                <w:rFonts w:ascii="宋体" w:hAnsi="宋体" w:cs="宋体"/>
+                <w:sz w:val="24"/>
+              </w:rPr>
+              <w:t>I/O</w:t>
+            </w:r>
+            <w:r>
+              <w:rPr>
+                <w:rFonts w:ascii="宋体" w:hAnsi="宋体" w:cs="宋体"/>
+                <w:sz w:val="24"/>
+              </w:rPr>
+              <w:t>处理与任务调度开销逐渐成为性能瓶颈。为此，现代硬件提供了新的解决方案。</w:t>
+            </w:r>
+            <w:r>
+              <w:rPr>
+                <w:rFonts w:ascii="宋体" w:hAnsi="宋体" w:cs="宋体"/>
+                <w:sz w:val="24"/>
+              </w:rPr>
+              <w:t>x86-64</w:t>
+            </w:r>
+            <w:r>
+              <w:rPr>
+                <w:rFonts w:ascii="宋体" w:hAnsi="宋体" w:cs="宋体"/>
+                <w:sz w:val="24"/>
+              </w:rPr>
+              <w:t>架构引入了用户态中断机制，允许特定事件直接通知到用户态线程，无需内核介入，为低延迟的事件响应与调度提供了关键的硬件基础。</w:t>
+            </w:r>
+          </w:p>
+          <w:p>
+            <w:pPr>
+              <w:widowControl/>
+              <w:spacing w:before="120" w:after="240"/>
+              <w:ind w:firstLine="480"/>
+              <w:jc w:val="left"/>
+              <w:rPr>
                 <w:rFonts w:ascii="宋体" w:hAnsi="宋体" w:cs="宋体" w:hint="eastAsia"/>
                 <w:sz w:val="24"/>
               </w:rPr>
-              <w:t>传统宏内核将文件系统、网络栈、设备驱动等核心功能集中于同一</w:t>
-            </w:r>
-            <w:r>
-              <w:rPr>
-                <w:rFonts w:ascii="宋体" w:hAnsi="宋体" w:cs="宋体" w:hint="eastAsia"/>
-                <w:sz w:val="24"/>
-              </w:rPr>
-              <w:t>特权级和地址空间</w:t>
-            </w:r>
-            <w:r>
-              <w:rPr>
-                <w:rFonts w:ascii="宋体" w:hAnsi="宋体" w:cs="宋体" w:hint="eastAsia"/>
-                <w:sz w:val="24"/>
-              </w:rPr>
-              <w:t>，模块间高度耦合，局部的内存错误或逻辑缺陷可能扩散至整个系统，导致崩溃或权限</w:t>
-            </w:r>
-            <w:r>
-              <w:rPr>
-                <w:rFonts w:ascii="宋体" w:hAnsi="宋体" w:cs="宋体" w:hint="eastAsia"/>
-                <w:sz w:val="24"/>
-              </w:rPr>
-              <w:t>泄露</w:t>
-            </w:r>
-            <w:r>
-              <w:rPr>
-                <w:rFonts w:ascii="宋体" w:hAnsi="宋体" w:cs="宋体" w:hint="eastAsia"/>
-                <w:sz w:val="24"/>
-              </w:rPr>
-              <w:t>。微内核架构通过将大部分系统服务剥离至用户态进程，以消息传递代替直接函数调用，天然具有更强的故障隔离能力，但频繁的上下文切换和地址空间转换也带来了不可忽视的性能开销。Alien内核没有追求彻底的微内核重构，而是采取渐进式隔离策略：在保留内核态执行效率的同时，将内核功能拆分为若干相互隔离的故障域，各域通过显式接口通信，使故障影响被限制在域内而不至于拖垮整个系统，从而在隔离性与性能之间取得工程上的折中。</w:t>
+            </w:pPr>
+            <w:r>
+              <w:rPr>
+                <w:rFonts w:ascii="宋体" w:hAnsi="宋体" w:cs="宋体"/>
+                <w:sz w:val="24"/>
+              </w:rPr>
+              <w:t>在软件层面，为提升并发性能，异步编程已成为主流发展趋势。一方面，以协程为核心的</w:t>
+            </w:r>
+            <w:r>
+              <w:rPr>
+                <w:rFonts w:ascii="宋体" w:hAnsi="宋体" w:cs="宋体"/>
+                <w:sz w:val="24"/>
+              </w:rPr>
+              <w:t>tokio</w:t>
+            </w:r>
+            <w:r>
+              <w:rPr>
+                <w:rFonts w:ascii="宋体" w:hAnsi="宋体" w:cs="宋体"/>
+                <w:sz w:val="24"/>
+              </w:rPr>
+              <w:t>、</w:t>
+            </w:r>
+            <w:r>
+              <w:rPr>
+                <w:rFonts w:ascii="宋体" w:hAnsi="宋体" w:cs="宋体"/>
+                <w:sz w:val="24"/>
+              </w:rPr>
+              <w:t>GMP</w:t>
+            </w:r>
+            <w:r>
+              <w:rPr>
+                <w:rFonts w:ascii="宋体" w:hAnsi="宋体" w:cs="宋体"/>
+                <w:sz w:val="24"/>
+              </w:rPr>
+              <w:t>调度器等，它们通过在用户态主动让出并保存和恢复少量上下文，大幅降低了上下文切换成本。另一方面，以</w:t>
+            </w:r>
+            <w:r>
+              <w:rPr>
+                <w:rFonts w:ascii="宋体" w:hAnsi="宋体" w:cs="宋体"/>
+                <w:sz w:val="24"/>
+              </w:rPr>
+              <w:t>Linux</w:t>
+            </w:r>
+            <w:r>
+              <w:rPr>
+                <w:rFonts w:ascii="宋体" w:hAnsi="宋体" w:cs="宋体"/>
+                <w:sz w:val="24"/>
+              </w:rPr>
+              <w:t>的</w:t>
+            </w:r>
+            <w:r>
+              <w:rPr>
+                <w:rFonts w:ascii="宋体" w:hAnsi="宋体" w:cs="宋体"/>
+                <w:sz w:val="24"/>
+              </w:rPr>
+              <w:t>io_uring</w:t>
+            </w:r>
+            <w:r>
+              <w:rPr>
+                <w:rFonts w:ascii="宋体" w:hAnsi="宋体" w:cs="宋体"/>
+                <w:sz w:val="24"/>
+              </w:rPr>
+              <w:t>为代表的异步</w:t>
+            </w:r>
+            <w:r>
+              <w:rPr>
+                <w:rFonts w:ascii="宋体" w:hAnsi="宋体" w:cs="宋体"/>
+                <w:sz w:val="24"/>
+              </w:rPr>
+              <w:t>I/O</w:t>
+            </w:r>
+            <w:r>
+              <w:rPr>
+                <w:rFonts w:ascii="宋体" w:hAnsi="宋体" w:cs="宋体"/>
+                <w:sz w:val="24"/>
+              </w:rPr>
+              <w:t>框架，通过改进内核处理</w:t>
+            </w:r>
+            <w:r>
+              <w:rPr>
+                <w:rFonts w:ascii="宋体" w:hAnsi="宋体" w:cs="宋体"/>
+                <w:sz w:val="24"/>
+              </w:rPr>
+              <w:t>I/O</w:t>
+            </w:r>
+            <w:r>
+              <w:rPr>
+                <w:rFonts w:ascii="宋体" w:hAnsi="宋体" w:cs="宋体"/>
+                <w:sz w:val="24"/>
+              </w:rPr>
+              <w:t>请求的方式，大幅减少了系统调用与数据拷贝的开销。</w:t>
             </w:r>
           </w:p>
           <w:p>
@@ -733,57 +867,38 @@
             </w:pPr>
             <w:r>
               <w:rPr>
-                <w:rFonts w:ascii="宋体" w:hAnsi="宋体" w:cs="宋体" w:hint="eastAsia"/>
-                <w:sz w:val="24"/>
-              </w:rPr>
-              <w:t>Alien以Rust语言实现，其所有权、借用和生命周期机制为跨域通信提供了编译期强保证。域间共享数据并非简单的裸指针传递，而是借助受控数据结构和类型边界约束对象的归属、可变性与回收责任，从语言层面消除双重释放、悬挂指针和竞态条件等常见内存错误。共享堆通信使得高频数据交换无需陷入内核或反复拷贝，同时通过严格的接口边界防止域间的隐式耦合。这种设计将绝大多数潜在的内存安全隐患压缩到少数可集中审计的unsafe代码区域，使整个隔离域系统在工程上更加可控，也为后续的x86_64移植和功能扩展提供了可靠的基础。</w:t>
-            </w:r>
-          </w:p>
-          <w:p>
-            <w:pPr>
-              <w:widowControl/>
-              <w:spacing w:before="240" w:after="240"/>
-              <w:ind w:firstLine="480"/>
-              <w:jc w:val="left"/>
-              <w:rPr>
-                <w:rFonts w:ascii="宋体" w:hAnsi="宋体" w:cs="宋体"/>
-                <w:sz w:val="24"/>
-              </w:rPr>
-            </w:pPr>
-          </w:p>
-          <w:p>
-            <w:pPr>
-              <w:widowControl/>
-              <w:spacing w:before="240" w:after="240"/>
-              <w:ind w:firstLine="480"/>
-              <w:jc w:val="left"/>
-              <w:rPr>
-                <w:rFonts w:ascii="宋体" w:hAnsi="宋体" w:cs="宋体" w:hint="eastAsia"/>
-                <w:sz w:val="24"/>
-              </w:rPr>
-            </w:pPr>
-            <w:r>
-              <w:rPr>
-                <w:rFonts w:ascii="宋体" w:hAnsi="宋体" w:cs="宋体" w:hint="eastAsia"/>
-                <w:sz w:val="24"/>
-              </w:rPr>
-              <w:t>在此基础之上，本研究将Alien内核从RISC-V平台移植至x86_64架构，克服启动流程、内存布局、中断与系统调用路径以及设备探测等方面的平台差异，建立起统一的跨架构抽象层，使上层域逻辑能够以较低的成本实现代码复用。在移植完成的最小可运行内核上，进一步引入</w:t>
-            </w:r>
-            <w:proofErr w:type="spellStart"/>
-            <w:r>
-              <w:rPr>
-                <w:rFonts w:ascii="宋体" w:hAnsi="宋体" w:cs="宋体" w:hint="eastAsia"/>
-                <w:sz w:val="24"/>
-              </w:rPr>
-              <w:t>vDSO</w:t>
-            </w:r>
-            <w:proofErr w:type="spellEnd"/>
-            <w:r>
-              <w:rPr>
-                <w:rFonts w:ascii="宋体" w:hAnsi="宋体" w:cs="宋体" w:hint="eastAsia"/>
-                <w:sz w:val="24"/>
-              </w:rPr>
-              <w:t>机制，通过将时钟查询等高频、无状态系统调用的只读代码与数据映射至用户地址空间，形成“用户态快路径优先、系统调用慢路径回退”的协同工作模式，从而在不破坏域隔离模型的前提下大幅降低时间敏感操作的开销。该工作不仅验证了隔离内核设计在多架构上的可迁移性，也为构建兼具严格隔离与低延迟特性的操作系统内核提供了切实的工程路径和设计参考。</w:t>
+                <w:rFonts w:ascii="宋体" w:hAnsi="宋体" w:cs="宋体"/>
+                <w:sz w:val="24"/>
+              </w:rPr>
+              <w:t>综合上述发展趋势，本研究选择从组件化的</w:t>
+            </w:r>
+            <w:r>
+              <w:rPr>
+                <w:rFonts w:eastAsia="Times New Roman"/>
+                <w:sz w:val="24"/>
+              </w:rPr>
+              <w:t>Alien</w:t>
+            </w:r>
+            <w:r>
+              <w:rPr>
+                <w:rFonts w:ascii="宋体" w:hAnsi="宋体" w:cs="宋体"/>
+                <w:sz w:val="24"/>
+              </w:rPr>
+              <w:t>内核入手，将用户态中断、协程调度模型与异步</w:t>
+            </w:r>
+            <w:r>
+              <w:rPr>
+                <w:rFonts w:eastAsia="Times New Roman"/>
+                <w:sz w:val="24"/>
+              </w:rPr>
+              <w:t>I/O</w:t>
+            </w:r>
+            <w:r>
+              <w:rPr>
+                <w:rFonts w:ascii="宋体" w:hAnsi="宋体" w:cs="宋体"/>
+                <w:sz w:val="24"/>
+              </w:rPr>
+              <w:t>处理进行整合，探索异步化在提升系统性能方面的潜力，为改进操作系统内核提供可行的设计参考。</w:t>
             </w:r>
           </w:p>
           <w:p>
@@ -894,7 +1009,6 @@
                 <w:rFonts w:ascii="宋体" w:hAnsi="宋体" w:cs="宋体"/>
                 <w:sz w:val="24"/>
               </w:rPr>
-              <w:lastRenderedPageBreak/>
               <w:t>本研究旨在完成</w:t>
             </w:r>
             <w:r>
@@ -1006,17 +1120,43 @@
                 <w:rFonts w:ascii="宋体" w:hAnsi="宋体" w:cs="宋体"/>
                 <w:sz w:val="24"/>
               </w:rPr>
-              <w:t xml:space="preserve">学习Alien内核的组件化架构、任务管理与调度器实现。学习x86-64用户态中断的编程接口及Linux </w:t>
-            </w:r>
-            <w:proofErr w:type="spellStart"/>
-            <w:r>
-              <w:rPr>
-                <w:rFonts w:ascii="宋体" w:hAnsi="宋体" w:cs="宋体"/>
-                <w:sz w:val="24"/>
-              </w:rPr>
-              <w:t>io_uring</w:t>
-            </w:r>
-            <w:proofErr w:type="spellEnd"/>
+              <w:t>学习</w:t>
+            </w:r>
+            <w:r>
+              <w:rPr>
+                <w:rFonts w:ascii="宋体" w:hAnsi="宋体" w:cs="宋体"/>
+                <w:sz w:val="24"/>
+              </w:rPr>
+              <w:t>Alien</w:t>
+            </w:r>
+            <w:r>
+              <w:rPr>
+                <w:rFonts w:ascii="宋体" w:hAnsi="宋体" w:cs="宋体"/>
+                <w:sz w:val="24"/>
+              </w:rPr>
+              <w:t>内核的组件化架构、任务管理与调度器实现。学习</w:t>
+            </w:r>
+            <w:r>
+              <w:rPr>
+                <w:rFonts w:ascii="宋体" w:hAnsi="宋体" w:cs="宋体"/>
+                <w:sz w:val="24"/>
+              </w:rPr>
+              <w:t>x86-64</w:t>
+            </w:r>
+            <w:r>
+              <w:rPr>
+                <w:rFonts w:ascii="宋体" w:hAnsi="宋体" w:cs="宋体"/>
+                <w:sz w:val="24"/>
+              </w:rPr>
+              <w:t>用户态中断的编程接口及</w:t>
+            </w:r>
+            <w:r>
+              <w:rPr>
+                <w:rFonts w:ascii="宋体" w:hAnsi="宋体" w:cs="宋体"/>
+                <w:sz w:val="24"/>
+              </w:rPr>
+              <w:t>Linux io_uring</w:t>
+            </w:r>
             <w:r>
               <w:rPr>
                 <w:rFonts w:ascii="宋体" w:hAnsi="宋体" w:cs="宋体"/>
@@ -1068,6 +1208,7 @@
                 <w:rFonts w:ascii="Arial" w:eastAsia="Arial" w:hAnsi="Arial" w:cs="Arial"/>
                 <w:sz w:val="24"/>
               </w:rPr>
+              <w:lastRenderedPageBreak/>
               <w:t xml:space="preserve">x86-64 </w:t>
             </w:r>
             <w:r>
@@ -1075,7 +1216,14 @@
                 <w:rFonts w:ascii="宋体" w:hAnsi="宋体" w:cs="宋体"/>
                 <w:sz w:val="24"/>
               </w:rPr>
-              <w:t>QEMU模拟器</w:t>
+              <w:t>QEMU</w:t>
+            </w:r>
+            <w:r>
+              <w:rPr>
+                <w:rFonts w:ascii="宋体" w:hAnsi="宋体" w:cs="宋体"/>
+                <w:sz w:val="24"/>
+              </w:rPr>
+              <w:t>模拟器</w:t>
             </w:r>
           </w:p>
           <w:p>
@@ -1098,7 +1246,21 @@
                 <w:rFonts w:ascii="宋体" w:hAnsi="宋体" w:cs="宋体"/>
                 <w:sz w:val="24"/>
               </w:rPr>
-              <w:t>实现引导程序、中断、系统调用、虚拟地址管理向x86-64移植。</w:t>
+              <w:t>实现引导程序、中断、系统调用、虚拟地址管理向</w:t>
+            </w:r>
+            <w:r>
+              <w:rPr>
+                <w:rFonts w:ascii="宋体" w:hAnsi="宋体" w:cs="宋体"/>
+                <w:sz w:val="24"/>
+              </w:rPr>
+              <w:t>x86-64</w:t>
+            </w:r>
+            <w:r>
+              <w:rPr>
+                <w:rFonts w:ascii="宋体" w:hAnsi="宋体" w:cs="宋体"/>
+                <w:sz w:val="24"/>
+              </w:rPr>
+              <w:t>移植。</w:t>
             </w:r>
           </w:p>
           <w:p>
@@ -1121,7 +1283,21 @@
                 <w:rFonts w:ascii="宋体" w:hAnsi="宋体" w:cs="宋体"/>
                 <w:sz w:val="24"/>
               </w:rPr>
-              <w:t>完成硬件抽象层和设备驱动向x86-64移植。</w:t>
+              <w:t>完成硬件抽象层和设备驱动向</w:t>
+            </w:r>
+            <w:r>
+              <w:rPr>
+                <w:rFonts w:ascii="宋体" w:hAnsi="宋体" w:cs="宋体"/>
+                <w:sz w:val="24"/>
+              </w:rPr>
+              <w:t>x86-64</w:t>
+            </w:r>
+            <w:r>
+              <w:rPr>
+                <w:rFonts w:ascii="宋体" w:hAnsi="宋体" w:cs="宋体"/>
+                <w:sz w:val="24"/>
+              </w:rPr>
+              <w:t>移植。</w:t>
             </w:r>
           </w:p>
           <w:p>
@@ -1144,7 +1320,14 @@
                 <w:rFonts w:ascii="宋体" w:hAnsi="宋体" w:cs="宋体"/>
                 <w:sz w:val="24"/>
               </w:rPr>
-              <w:t>x86-64真实机</w:t>
+              <w:t>x86-64</w:t>
+            </w:r>
+            <w:r>
+              <w:rPr>
+                <w:rFonts w:ascii="宋体" w:hAnsi="宋体" w:cs="宋体"/>
+                <w:sz w:val="24"/>
+              </w:rPr>
+              <w:t>真实机</w:t>
             </w:r>
           </w:p>
           <w:p>
@@ -1328,10 +1511,8 @@
                 <w:rFonts w:ascii="宋体" w:hAnsi="宋体" w:cs="宋体"/>
                 <w:sz w:val="24"/>
               </w:rPr>
-              <w:lastRenderedPageBreak/>
               <w:t>引入</w:t>
             </w:r>
-            <w:proofErr w:type="spellStart"/>
             <w:r>
               <w:rPr>
                 <w:rFonts w:eastAsia="Times New Roman"/>
@@ -1339,7 +1520,6 @@
               </w:rPr>
               <w:t>vDSO</w:t>
             </w:r>
-            <w:proofErr w:type="spellEnd"/>
             <w:r>
               <w:rPr>
                 <w:rFonts w:ascii="宋体" w:hAnsi="宋体" w:cs="宋体"/>
@@ -1430,7 +1610,6 @@
               </w:rPr>
               <w:t>参考</w:t>
             </w:r>
-            <w:proofErr w:type="spellStart"/>
             <w:r>
               <w:rPr>
                 <w:rFonts w:ascii="宋体" w:hAnsi="宋体" w:cs="宋体"/>
@@ -1438,7 +1617,6 @@
               </w:rPr>
               <w:t>io_uring</w:t>
             </w:r>
-            <w:proofErr w:type="spellEnd"/>
             <w:r>
               <w:rPr>
                 <w:rFonts w:ascii="宋体" w:hAnsi="宋体" w:cs="宋体"/>
@@ -1536,6 +1714,7 @@
                 <w:rFonts w:ascii="宋体" w:hAnsi="宋体" w:cs="宋体"/>
                 <w:sz w:val="24"/>
               </w:rPr>
+              <w:lastRenderedPageBreak/>
               <w:t>优化基于优先级的调度策略，提升系统响应与公平性。</w:t>
             </w:r>
           </w:p>
@@ -1770,8 +1949,49 @@
                 <w:rFonts w:ascii="宋体" w:hAnsi="宋体" w:cs="宋体"/>
                 <w:sz w:val="24"/>
               </w:rPr>
-              <w:lastRenderedPageBreak/>
-              <w:t>阅读相关文献和代码：通过研读中外文献与源码，学习x86-64用户态中断、协程、异步I/O及组件化内核设计等关键技术，阅读并分析Alien内核的架构实现。</w:t>
+              <w:t>阅读相关文献和代码：通过研读中外文献与源码，学习</w:t>
+            </w:r>
+            <w:r>
+              <w:rPr>
+                <w:rFonts w:ascii="宋体" w:hAnsi="宋体" w:cs="宋体"/>
+                <w:sz w:val="24"/>
+              </w:rPr>
+              <w:t>x86-64</w:t>
+            </w:r>
+            <w:r>
+              <w:rPr>
+                <w:rFonts w:ascii="宋体" w:hAnsi="宋体" w:cs="宋体"/>
+                <w:sz w:val="24"/>
+              </w:rPr>
+              <w:t>用户态中断、协程、异步</w:t>
+            </w:r>
+            <w:r>
+              <w:rPr>
+                <w:rFonts w:ascii="宋体" w:hAnsi="宋体" w:cs="宋体"/>
+                <w:sz w:val="24"/>
+              </w:rPr>
+              <w:t>I/O</w:t>
+            </w:r>
+            <w:r>
+              <w:rPr>
+                <w:rFonts w:ascii="宋体" w:hAnsi="宋体" w:cs="宋体"/>
+                <w:sz w:val="24"/>
+              </w:rPr>
+              <w:t>及组件化内核设计等关键技术，阅读并分析</w:t>
+            </w:r>
+            <w:r>
+              <w:rPr>
+                <w:rFonts w:ascii="宋体" w:hAnsi="宋体" w:cs="宋体"/>
+                <w:sz w:val="24"/>
+              </w:rPr>
+              <w:t>Alien</w:t>
+            </w:r>
+            <w:r>
+              <w:rPr>
+                <w:rFonts w:ascii="宋体" w:hAnsi="宋体" w:cs="宋体"/>
+                <w:sz w:val="24"/>
+              </w:rPr>
+              <w:t>内核的架构实现。</w:t>
             </w:r>
           </w:p>
           <w:p>
@@ -1794,7 +2014,35 @@
                 <w:rFonts w:ascii="宋体" w:hAnsi="宋体" w:cs="宋体"/>
                 <w:sz w:val="24"/>
               </w:rPr>
-              <w:t>设计与实现：分模块依次设计并实现内核移植、协程引入、用户态中断管理、协程调度器与异步I/O框架，并通过QEMU模拟器进行持续的调试。</w:t>
+              <w:t>设计与实现：分模块依次设计并实现内核移植、协程引入、用户态中断管理、协程调度器与异步</w:t>
+            </w:r>
+            <w:r>
+              <w:rPr>
+                <w:rFonts w:ascii="宋体" w:hAnsi="宋体" w:cs="宋体"/>
+                <w:sz w:val="24"/>
+              </w:rPr>
+              <w:t>I/O</w:t>
+            </w:r>
+            <w:r>
+              <w:rPr>
+                <w:rFonts w:ascii="宋体" w:hAnsi="宋体" w:cs="宋体"/>
+                <w:sz w:val="24"/>
+              </w:rPr>
+              <w:t>框架，并通过</w:t>
+            </w:r>
+            <w:r>
+              <w:rPr>
+                <w:rFonts w:ascii="宋体" w:hAnsi="宋体" w:cs="宋体"/>
+                <w:sz w:val="24"/>
+              </w:rPr>
+              <w:t>QEMU</w:t>
+            </w:r>
+            <w:r>
+              <w:rPr>
+                <w:rFonts w:ascii="宋体" w:hAnsi="宋体" w:cs="宋体"/>
+                <w:sz w:val="24"/>
+              </w:rPr>
+              <w:t>模拟器进行持续的调试。</w:t>
             </w:r>
           </w:p>
           <w:p>
@@ -1817,7 +2065,21 @@
                 <w:rFonts w:ascii="宋体" w:hAnsi="宋体" w:cs="宋体"/>
                 <w:sz w:val="24"/>
               </w:rPr>
-              <w:t>对比测试：设计并执行一系列功能测试与基准测试，对比改造前后系统在任务切换延迟、中断响应吞吐量及I/O性能等方面的数据，定量评估系统性能的改进情况。</w:t>
+              <w:t>对比测试：设计并执行一系列功能测试与基准测试，对比改造前后系统在任务切换延迟、中断响应吞吐量及</w:t>
+            </w:r>
+            <w:r>
+              <w:rPr>
+                <w:rFonts w:ascii="宋体" w:hAnsi="宋体" w:cs="宋体"/>
+                <w:sz w:val="24"/>
+              </w:rPr>
+              <w:t>I/O</w:t>
+            </w:r>
+            <w:r>
+              <w:rPr>
+                <w:rFonts w:ascii="宋体" w:hAnsi="宋体" w:cs="宋体"/>
+                <w:sz w:val="24"/>
+              </w:rPr>
+              <w:t>性能等方面的数据，定量评估系统性能的改进情况。</w:t>
             </w:r>
           </w:p>
           <w:p>
@@ -1860,7 +2122,63 @@
                 <w:rFonts w:ascii="宋体" w:hAnsi="宋体" w:cs="宋体"/>
                 <w:sz w:val="24"/>
               </w:rPr>
-              <w:t>实验环境：主要开发与测试环境为Ubuntu 22.04和x86-64架构QEMU模拟器，使用GDB进行调试。</w:t>
+              <w:t>实验环境：主要开发与测试环境为</w:t>
+            </w:r>
+            <w:r>
+              <w:rPr>
+                <w:rFonts w:ascii="宋体" w:hAnsi="宋体" w:cs="宋体"/>
+                <w:sz w:val="24"/>
+              </w:rPr>
+              <w:t>Ubuntu 22.04</w:t>
+            </w:r>
+            <w:r>
+              <w:rPr>
+                <w:rFonts w:ascii="宋体" w:hAnsi="宋体" w:cs="宋体"/>
+                <w:sz w:val="24"/>
+              </w:rPr>
+              <w:t>和</w:t>
+            </w:r>
+            <w:r>
+              <w:rPr>
+                <w:rFonts w:ascii="宋体" w:hAnsi="宋体" w:cs="宋体"/>
+                <w:sz w:val="24"/>
+              </w:rPr>
+              <w:t>x86-64</w:t>
+            </w:r>
+            <w:r>
+              <w:rPr>
+                <w:rFonts w:ascii="宋体" w:hAnsi="宋体" w:cs="宋体"/>
+                <w:sz w:val="24"/>
+              </w:rPr>
+              <w:t>架构</w:t>
+            </w:r>
+            <w:r>
+              <w:rPr>
+                <w:rFonts w:ascii="宋体" w:hAnsi="宋体" w:cs="宋体"/>
+                <w:sz w:val="24"/>
+              </w:rPr>
+              <w:t>QEMU</w:t>
+            </w:r>
+            <w:r>
+              <w:rPr>
+                <w:rFonts w:ascii="宋体" w:hAnsi="宋体" w:cs="宋体"/>
+                <w:sz w:val="24"/>
+              </w:rPr>
+              <w:t>模拟器，使用</w:t>
+            </w:r>
+            <w:r>
+              <w:rPr>
+                <w:rFonts w:ascii="宋体" w:hAnsi="宋体" w:cs="宋体"/>
+                <w:sz w:val="24"/>
+              </w:rPr>
+              <w:t>GDB</w:t>
+            </w:r>
+            <w:r>
+              <w:rPr>
+                <w:rFonts w:ascii="宋体" w:hAnsi="宋体" w:cs="宋体"/>
+                <w:sz w:val="24"/>
+              </w:rPr>
+              <w:t>进行调试。</w:t>
             </w:r>
           </w:p>
           <w:p>
@@ -1883,7 +2201,29 @@
                 <w:rFonts w:ascii="宋体" w:hAnsi="宋体" w:cs="宋体"/>
                 <w:sz w:val="24"/>
               </w:rPr>
-              <w:t>功能验证：测试内核能否正常启动、协程的创建与切换、用户态中断的发送与处理、异步框架的I/O请求处理。</w:t>
+              <w:t>功能验证：测试内核能否正常启动、协程的创建与切换、用户态中断的发</w:t>
+            </w:r>
+            <w:r>
+              <w:rPr>
+                <w:rFonts w:ascii="宋体" w:hAnsi="宋体" w:cs="宋体"/>
+                <w:sz w:val="24"/>
+              </w:rPr>
+              <w:lastRenderedPageBreak/>
+              <w:t>送与处理、异步框架的</w:t>
+            </w:r>
+            <w:r>
+              <w:rPr>
+                <w:rFonts w:ascii="宋体" w:hAnsi="宋体" w:cs="宋体"/>
+                <w:sz w:val="24"/>
+              </w:rPr>
+              <w:t>I/O</w:t>
+            </w:r>
+            <w:r>
+              <w:rPr>
+                <w:rFonts w:ascii="宋体" w:hAnsi="宋体" w:cs="宋体"/>
+                <w:sz w:val="24"/>
+              </w:rPr>
+              <w:t>请求处理。</w:t>
             </w:r>
           </w:p>
           <w:p>
@@ -1952,7 +2292,21 @@
                 <w:rFonts w:ascii="宋体" w:hAnsi="宋体" w:cs="宋体"/>
                 <w:sz w:val="24"/>
               </w:rPr>
-              <w:t>吞吐量：测试异步中断框架处理大量并发I/O请求的能力。</w:t>
+              <w:t>吞吐量：测试异步中断框架处理大量并发</w:t>
+            </w:r>
+            <w:r>
+              <w:rPr>
+                <w:rFonts w:ascii="宋体" w:hAnsi="宋体" w:cs="宋体"/>
+                <w:sz w:val="24"/>
+              </w:rPr>
+              <w:t>I/O</w:t>
+            </w:r>
+            <w:r>
+              <w:rPr>
+                <w:rFonts w:ascii="宋体" w:hAnsi="宋体" w:cs="宋体"/>
+                <w:sz w:val="24"/>
+              </w:rPr>
+              <w:t>请求的能力。</w:t>
             </w:r>
           </w:p>
           <w:p>
@@ -1975,7 +2329,21 @@
                 <w:rFonts w:ascii="宋体" w:hAnsi="宋体" w:cs="宋体"/>
                 <w:sz w:val="24"/>
               </w:rPr>
-              <w:t>对比标准：以移植后但未进行异步化改造的Alien内核作为主要性能对比标准。</w:t>
+              <w:t>对比标准：以移植后但未进行异步化改造的</w:t>
+            </w:r>
+            <w:r>
+              <w:rPr>
+                <w:rFonts w:ascii="宋体" w:hAnsi="宋体" w:cs="宋体"/>
+                <w:sz w:val="24"/>
+              </w:rPr>
+              <w:t>Alien</w:t>
+            </w:r>
+            <w:r>
+              <w:rPr>
+                <w:rFonts w:ascii="宋体" w:hAnsi="宋体" w:cs="宋体"/>
+                <w:sz w:val="24"/>
+              </w:rPr>
+              <w:t>内核作为主要性能对比标准。</w:t>
             </w:r>
           </w:p>
           <w:p>
@@ -2018,7 +2386,14 @@
                 <w:rFonts w:ascii="宋体" w:hAnsi="宋体" w:cs="宋体"/>
                 <w:sz w:val="24"/>
               </w:rPr>
-              <w:t>Alien内核本身采用组件化设计，各子模块耦合度较低，为替换其调度与中断管理模块提供了良好的基础。</w:t>
+              <w:t>Alien</w:t>
+            </w:r>
+            <w:r>
+              <w:rPr>
+                <w:rFonts w:ascii="宋体" w:hAnsi="宋体" w:cs="宋体"/>
+                <w:sz w:val="24"/>
+              </w:rPr>
+              <w:t>内核本身采用组件化设计，各子模块耦合度较低，为替换其调度与中断管理模块提供了良好的基础。</w:t>
             </w:r>
           </w:p>
           <w:p>
@@ -2041,8 +2416,28 @@
                 <w:rFonts w:ascii="宋体" w:hAnsi="宋体" w:cs="宋体"/>
                 <w:sz w:val="24"/>
               </w:rPr>
-              <w:lastRenderedPageBreak/>
-              <w:t>x86-64用户态中断作为已发布的硬件特性，Intel提供了完整的手册。</w:t>
+              <w:t>x86-64</w:t>
+            </w:r>
+            <w:r>
+              <w:rPr>
+                <w:rFonts w:ascii="宋体" w:hAnsi="宋体" w:cs="宋体"/>
+                <w:sz w:val="24"/>
+              </w:rPr>
+              <w:t>用户态中断作为已发布的硬件特性，</w:t>
+            </w:r>
+            <w:r>
+              <w:rPr>
+                <w:rFonts w:ascii="宋体" w:hAnsi="宋体" w:cs="宋体"/>
+                <w:sz w:val="24"/>
+              </w:rPr>
+              <w:t>Intel</w:t>
+            </w:r>
+            <w:r>
+              <w:rPr>
+                <w:rFonts w:ascii="宋体" w:hAnsi="宋体" w:cs="宋体"/>
+                <w:sz w:val="24"/>
+              </w:rPr>
+              <w:t>提供了完整的手册。</w:t>
             </w:r>
           </w:p>
           <w:p>
@@ -2067,7 +2462,6 @@
               </w:rPr>
               <w:t>协程及异步调度框架（如</w:t>
             </w:r>
-            <w:proofErr w:type="spellStart"/>
             <w:r>
               <w:rPr>
                 <w:rFonts w:ascii="宋体" w:hAnsi="宋体" w:cs="宋体"/>
@@ -2075,7 +2469,6 @@
               </w:rPr>
               <w:t>tokio</w:t>
             </w:r>
-            <w:proofErr w:type="spellEnd"/>
             <w:r>
               <w:rPr>
                 <w:rFonts w:ascii="宋体" w:hAnsi="宋体" w:cs="宋体"/>
@@ -2118,7 +2511,21 @@
                 <w:rFonts w:ascii="宋体" w:hAnsi="宋体" w:cs="宋体"/>
                 <w:sz w:val="24"/>
               </w:rPr>
-              <w:t>内核架构移植已经有相对成熟的方法论，x86-64的中断、系统调用、硬件抽象等特性均有完整手册。</w:t>
+              <w:t>内核架构移植已经有相对成熟的方法论，</w:t>
+            </w:r>
+            <w:r>
+              <w:rPr>
+                <w:rFonts w:ascii="宋体" w:hAnsi="宋体" w:cs="宋体"/>
+                <w:sz w:val="24"/>
+              </w:rPr>
+              <w:t>x86-64</w:t>
+            </w:r>
+            <w:r>
+              <w:rPr>
+                <w:rFonts w:ascii="宋体" w:hAnsi="宋体" w:cs="宋体"/>
+                <w:sz w:val="24"/>
+              </w:rPr>
+              <w:t>的中断、系统调用、硬件抽象等特性均有完整手册。</w:t>
             </w:r>
           </w:p>
           <w:p>
@@ -2141,7 +2548,21 @@
                 <w:rFonts w:ascii="宋体" w:hAnsi="宋体" w:cs="宋体"/>
                 <w:sz w:val="24"/>
               </w:rPr>
-              <w:t>一些软硬结合的研究（例如TAIC）已经论证和实践协程和用户态中断结合的优势。</w:t>
+              <w:t>一些软硬结合的研究（例如</w:t>
+            </w:r>
+            <w:r>
+              <w:rPr>
+                <w:rFonts w:ascii="宋体" w:hAnsi="宋体" w:cs="宋体"/>
+                <w:sz w:val="24"/>
+              </w:rPr>
+              <w:t>TAIC</w:t>
+            </w:r>
+            <w:r>
+              <w:rPr>
+                <w:rFonts w:ascii="宋体" w:hAnsi="宋体" w:cs="宋体"/>
+                <w:sz w:val="24"/>
+              </w:rPr>
+              <w:t>）已经论证和实践协程和用户态中断结合的优势。</w:t>
             </w:r>
           </w:p>
           <w:p>
@@ -2159,7 +2580,6 @@
                 <w:sz w:val="24"/>
               </w:rPr>
             </w:pPr>
-            <w:proofErr w:type="spellStart"/>
             <w:r>
               <w:rPr>
                 <w:rFonts w:ascii="宋体" w:hAnsi="宋体" w:cs="宋体"/>
@@ -2167,13 +2587,40 @@
               </w:rPr>
               <w:t>io_uring</w:t>
             </w:r>
-            <w:proofErr w:type="spellEnd"/>
-            <w:r>
-              <w:rPr>
-                <w:rFonts w:ascii="宋体" w:hAnsi="宋体" w:cs="宋体"/>
-                <w:sz w:val="24"/>
-              </w:rPr>
-              <w:t>在Linux上的实践证明了异步I/O框架的优势，其设计和提供的编程接口可以作为参考。</w:t>
+            <w:r>
+              <w:rPr>
+                <w:rFonts w:ascii="宋体" w:hAnsi="宋体" w:cs="宋体"/>
+                <w:sz w:val="24"/>
+              </w:rPr>
+              <w:t>在</w:t>
+            </w:r>
+            <w:r>
+              <w:rPr>
+                <w:rFonts w:ascii="宋体" w:hAnsi="宋体" w:cs="宋体"/>
+                <w:sz w:val="24"/>
+              </w:rPr>
+              <w:t>Linux</w:t>
+            </w:r>
+            <w:r>
+              <w:rPr>
+                <w:rFonts w:ascii="宋体" w:hAnsi="宋体" w:cs="宋体"/>
+                <w:sz w:val="24"/>
+              </w:rPr>
+              <w:t>上的实践证明了异步</w:t>
+            </w:r>
+            <w:r>
+              <w:rPr>
+                <w:rFonts w:ascii="宋体" w:hAnsi="宋体" w:cs="宋体"/>
+                <w:sz w:val="24"/>
+              </w:rPr>
+              <w:t>I/O</w:t>
+            </w:r>
+            <w:r>
+              <w:rPr>
+                <w:rFonts w:ascii="宋体" w:hAnsi="宋体" w:cs="宋体"/>
+                <w:sz w:val="24"/>
+              </w:rPr>
+              <w:t>框架的优势，其设计和提供的编程接口可以作为参考。</w:t>
             </w:r>
           </w:p>
           <w:p>
@@ -2421,14 +2868,12 @@
               </w:rPr>
               <w:t>中引入</w:t>
             </w:r>
-            <w:proofErr w:type="spellStart"/>
             <w:r>
               <w:rPr>
                 <w:sz w:val="24"/>
               </w:rPr>
               <w:t>vDSO</w:t>
             </w:r>
-            <w:proofErr w:type="spellEnd"/>
             <w:r>
               <w:rPr>
                 <w:sz w:val="24"/>
@@ -2472,14 +2917,12 @@
               </w:rPr>
               <w:t>中引入</w:t>
             </w:r>
-            <w:proofErr w:type="spellStart"/>
             <w:r>
               <w:rPr>
                 <w:sz w:val="24"/>
               </w:rPr>
               <w:t>io_uring</w:t>
             </w:r>
-            <w:proofErr w:type="spellEnd"/>
             <w:r>
               <w:rPr>
                 <w:sz w:val="24"/>
@@ -2628,7 +3071,6 @@
                 <w:bCs/>
                 <w:sz w:val="24"/>
               </w:rPr>
-              <w:lastRenderedPageBreak/>
               <w:t>创新点：</w:t>
             </w:r>
           </w:p>
@@ -2652,7 +3094,49 @@
                 <w:rFonts w:ascii="宋体" w:hAnsi="宋体" w:cs="宋体"/>
                 <w:sz w:val="24"/>
               </w:rPr>
-              <w:t>将x86-64的用户态中断这一较新的硬件特性和新兴的协程框架应用于组件化内核Alien的改造中，替代传统线程调度和IPC，提升任务性能。</w:t>
+              <w:t>将</w:t>
+            </w:r>
+            <w:r>
+              <w:rPr>
+                <w:rFonts w:ascii="宋体" w:hAnsi="宋体" w:cs="宋体"/>
+                <w:sz w:val="24"/>
+              </w:rPr>
+              <w:t>x86-64</w:t>
+            </w:r>
+            <w:r>
+              <w:rPr>
+                <w:rFonts w:ascii="宋体" w:hAnsi="宋体" w:cs="宋体"/>
+                <w:sz w:val="24"/>
+              </w:rPr>
+              <w:t>的用户态中断这一较新的硬件特性和新兴的协程框架应用于组件化内核</w:t>
+            </w:r>
+            <w:r>
+              <w:rPr>
+                <w:rFonts w:ascii="宋体" w:hAnsi="宋体" w:cs="宋体"/>
+                <w:sz w:val="24"/>
+              </w:rPr>
+              <w:t>Alien</w:t>
+            </w:r>
+            <w:r>
+              <w:rPr>
+                <w:rFonts w:ascii="宋体" w:hAnsi="宋体" w:cs="宋体"/>
+                <w:sz w:val="24"/>
+              </w:rPr>
+              <w:t>的改造中，替代传统线程调度和</w:t>
+            </w:r>
+            <w:r>
+              <w:rPr>
+                <w:rFonts w:ascii="宋体" w:hAnsi="宋体" w:cs="宋体"/>
+                <w:sz w:val="24"/>
+              </w:rPr>
+              <w:t>IPC</w:t>
+            </w:r>
+            <w:r>
+              <w:rPr>
+                <w:rFonts w:ascii="宋体" w:hAnsi="宋体" w:cs="宋体"/>
+                <w:sz w:val="24"/>
+              </w:rPr>
+              <w:t>，提升任务性能。</w:t>
             </w:r>
           </w:p>
           <w:p>
@@ -2675,7 +3159,21 @@
                 <w:rFonts w:ascii="宋体" w:hAnsi="宋体" w:cs="宋体"/>
                 <w:sz w:val="24"/>
               </w:rPr>
-              <w:t>在组件化内核中设计并实现异步I/O处理框架和异步网络驱动，进一步减少系统调用开销，提升内核处理效率。</w:t>
+              <w:t>在组件化内核中设计并实现异步</w:t>
+            </w:r>
+            <w:r>
+              <w:rPr>
+                <w:rFonts w:ascii="宋体" w:hAnsi="宋体" w:cs="宋体"/>
+                <w:sz w:val="24"/>
+              </w:rPr>
+              <w:t>I/O</w:t>
+            </w:r>
+            <w:r>
+              <w:rPr>
+                <w:rFonts w:ascii="宋体" w:hAnsi="宋体" w:cs="宋体"/>
+                <w:sz w:val="24"/>
+              </w:rPr>
+              <w:t>处理框架和异步网络驱动，进一步减少系统调用开销，提升内核处理效率。</w:t>
             </w:r>
           </w:p>
           <w:p>
@@ -2718,7 +3216,35 @@
                 <w:rFonts w:ascii="宋体" w:hAnsi="宋体" w:cs="宋体"/>
                 <w:sz w:val="24"/>
               </w:rPr>
-              <w:t>可运行的操作系统内核：一套可在QEMU中运行的异步化Alien内核源代码。</w:t>
+              <w:t>可运行的操作系统内核：一套可在</w:t>
+            </w:r>
+            <w:r>
+              <w:rPr>
+                <w:rFonts w:ascii="宋体" w:hAnsi="宋体" w:cs="宋体"/>
+                <w:sz w:val="24"/>
+              </w:rPr>
+              <w:t>QEMU</w:t>
+            </w:r>
+            <w:r>
+              <w:rPr>
+                <w:rFonts w:ascii="宋体" w:hAnsi="宋体" w:cs="宋体"/>
+                <w:sz w:val="24"/>
+              </w:rPr>
+              <w:t>中运行的异步化</w:t>
+            </w:r>
+            <w:r>
+              <w:rPr>
+                <w:rFonts w:ascii="宋体" w:hAnsi="宋体" w:cs="宋体"/>
+                <w:sz w:val="24"/>
+              </w:rPr>
+              <w:t>Alien</w:t>
+            </w:r>
+            <w:r>
+              <w:rPr>
+                <w:rFonts w:ascii="宋体" w:hAnsi="宋体" w:cs="宋体"/>
+                <w:sz w:val="24"/>
+              </w:rPr>
+              <w:t>内核源代码。</w:t>
             </w:r>
           </w:p>
           <w:p>
@@ -2857,21 +3383,7 @@
               <w:rPr>
                 <w:sz w:val="24"/>
               </w:rPr>
-              <w:t>[1]</w:t>
-            </w:r>
-            <w:proofErr w:type="spellStart"/>
-            <w:r>
-              <w:rPr>
-                <w:sz w:val="24"/>
-              </w:rPr>
-              <w:t>Godones</w:t>
-            </w:r>
-            <w:proofErr w:type="spellEnd"/>
-            <w:r>
-              <w:rPr>
-                <w:sz w:val="24"/>
-              </w:rPr>
-              <w:t>. (2025). Alien. GitHub. https://github.com/Godones/Alien.</w:t>
+              <w:t>[1]Godones. (2025). Alien. GitHub. https://github.com/Godones/Alien.</w:t>
             </w:r>
           </w:p>
           <w:p>
@@ -2884,21 +3396,7 @@
               <w:rPr>
                 <w:sz w:val="24"/>
               </w:rPr>
-              <w:t xml:space="preserve">[2]Axboe, J. (2020). Efficient IO with </w:t>
-            </w:r>
-            <w:proofErr w:type="spellStart"/>
-            <w:r>
-              <w:rPr>
-                <w:sz w:val="24"/>
-              </w:rPr>
-              <w:t>io_uring</w:t>
-            </w:r>
-            <w:proofErr w:type="spellEnd"/>
-            <w:r>
-              <w:rPr>
-                <w:sz w:val="24"/>
-              </w:rPr>
-              <w:t>. https://kernel.dk/io_uring.pdf.</w:t>
+              <w:t>[2]Axboe, J. (2020). Efficient IO with io_uring. https://kernel.dk/io_uring.pdf.</w:t>
             </w:r>
           </w:p>
           <w:p>
@@ -3116,7 +3614,6 @@
               <w:rPr>
                 <w:sz w:val="28"/>
               </w:rPr>
-              <w:lastRenderedPageBreak/>
               <w:t xml:space="preserve">    </w:t>
             </w:r>
             <w:r>
@@ -3180,7 +3677,6 @@
                 <w:sz w:val="28"/>
                 <w:szCs w:val="32"/>
               </w:rPr>
-              <w:lastRenderedPageBreak/>
               <w:t>成绩</w:t>
             </w:r>
             <w:r>
@@ -3485,7 +3981,7 @@
               <v:stroke joinstyle="miter"/>
               <v:path gradientshapeok="t" o:connecttype="rect"/>
             </v:shapetype>
-            <v:shape id="WordArt 1027" o:spid="_x0000_s1026" type="#_x0000_t202" style="position:absolute;left:0;text-align:left;margin-left:0;margin-top:0;width:500pt;height:100pt;rotation:-40;z-index:251660288;visibility:visible;mso-wrap-style:square;mso-width-percent:0;mso-height-percent:0;mso-wrap-distance-left:9pt;mso-wrap-distance-top:0;mso-wrap-distance-right:9pt;mso-wrap-distance-bottom:0;mso-position-horizontal:center;mso-position-horizontal-relative:page;mso-position-vertical:center;mso-position-vertical-relative:page;mso-width-percent:0;mso-height-percent:0;mso-width-relative:page;mso-height-relative:page;v-text-anchor:top" o:gfxdata="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" filled="f" stroked="f">
+            <v:shape id="WordArt 1027" o:spid="_x0000_s1026" type="#_x0000_t202" style="position:absolute;left:0;text-align:left;margin-left:0;margin-top:0;width:500pt;height:100pt;rotation:-40;z-index:251660288;visibility:visible;mso-wrap-style:square;mso-width-percent:0;mso-height-percent:0;mso-wrap-distance-left:9pt;mso-wrap-distance-top:0;mso-wrap-distance-right:9pt;mso-wrap-distance-bottom:0;mso-position-horizontal:center;mso-position-horizontal-relative:page;mso-position-vertical:center;mso-position-vertical-relative:page;mso-width-percent:0;mso-height-percent:0;mso-width-relative:page;mso-height-relative:page;v-text-anchor:top" o:gfxdata="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" filled="f" stroked="f">
               <o:lock v:ext="edit" shapetype="t"/>
               <v:textbox style="mso-fit-shape-to-text:t">
                 <w:txbxContent>
@@ -3939,7 +4435,7 @@
               <v:stroke joinstyle="miter"/>
               <v:path gradientshapeok="t" o:connecttype="rect"/>
             </v:shapetype>
-            <v:shape id="WordArt 1026" o:spid="_x0000_s1028" type="#_x0000_t202" style="position:absolute;left:0;text-align:left;margin-left:0;margin-top:0;width:500pt;height:100pt;rotation:-40;z-index:251659264;visibility:visible;mso-wrap-style:square;mso-width-percent:0;mso-height-percent:0;mso-wrap-distance-left:9pt;mso-wrap-distance-top:0;mso-wrap-distance-right:9pt;mso-wrap-distance-bottom:0;mso-position-horizontal:center;mso-position-horizontal-relative:page;mso-position-vertical:center;mso-position-vertical-relative:page;mso-width-percent:0;mso-height-percent:0;mso-width-relative:page;mso-height-relative:page;v-text-anchor:top" o:gfxdata="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" filled="f" stroked="f">
+            <v:shape id="WordArt 1026" o:spid="_x0000_s1028" type="#_x0000_t202" style="position:absolute;left:0;text-align:left;margin-left:0;margin-top:0;width:500pt;height:100pt;rotation:-40;z-index:251659264;visibility:visible;mso-wrap-style:square;mso-width-percent:0;mso-height-percent:0;mso-wrap-distance-left:9pt;mso-wrap-distance-top:0;mso-wrap-distance-right:9pt;mso-wrap-distance-bottom:0;mso-position-horizontal:center;mso-position-horizontal-relative:page;mso-position-vertical:center;mso-position-vertical-relative:page;mso-width-percent:0;mso-height-percent:0;mso-width-relative:page;mso-height-relative:page;v-text-anchor:top" o:gfxdata="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" filled="f" stroked="f">
               <o:lock v:ext="edit" shapetype="t"/>
               <v:textbox style="mso-fit-shape-to-text:t">
                 <w:txbxContent>
